--- a/output/tbl-baseline/tbl-baseline.docx
+++ b/output/tbl-baseline/tbl-baseline.docx
@@ -134,6 +134,61 @@
             </w:r>
           </w:p>
         </w:tc>
+        <w:tc>
+          <w:tcPr>
+            <w:tcBorders>
+              <w:bottom w:val="none" w:sz="0" w:space="0" w:color="000000"/>
+              <w:top w:val="none" w:sz="0" w:space="0" w:color="000000"/>
+              <w:left w:val="none" w:sz="0" w:space="0" w:color="000000"/>
+              <w:right w:val="none" w:sz="0" w:space="0" w:color="000000"/>
+            </w:tcBorders>
+            <w:shd w:val="clear" w:color="auto" w:fill="FFFFFF"/>
+            <w:tcMar>
+              <w:top w:w="0" w:type="dxa"/>
+              <w:bottom w:w="0" w:type="dxa"/>
+              <w:left w:w="0" w:type="dxa"/>
+              <w:right w:w="0" w:type="dxa"/>
+            </w:tcMar>
+            <w:vAlign w:val="center"/>
+          </w:tcPr>
+          <w:p>
+            <w:pPr>
+              <w:pStyle w:val="Normal"/>
+              <w:jc w:val="center"/>
+              <w:pBdr>
+                <w:bottom w:val="none" w:sz="0" w:space="0" w:color="000000"/>
+                <w:top w:val="none" w:sz="0" w:space="0" w:color="000000"/>
+                <w:left w:val="none" w:sz="0" w:space="0" w:color="000000"/>
+                <w:right w:val="none" w:sz="0" w:space="0" w:color="000000"/>
+              </w:pBdr>
+              <w:spacing w:after="40" w:before="40" w:line="240"/>
+              <w:ind w:left="100" w:right="100" w:firstLine="0" w:firstLineChars="0"/>
+              <w:rPr>
+                <w:rFonts w:ascii="Luciole" w:hAnsi="Luciole" w:eastAsia="Luciole" w:cs="Luciole"/>
+                <w:i w:val="false"/>
+                <w:b w:val="false"/>
+                <w:u w:val="none"/>
+                <w:strike w:val="false"/>
+                <w:sz w:val="20"/>
+                <w:szCs w:val="20"/>
+                <w:color w:val="333333"/>
+              </w:rPr>
+            </w:pPr>
+            <w:r>
+              <w:rPr>
+                <w:rFonts w:ascii="Luciole" w:hAnsi="Luciole" w:eastAsia="Luciole" w:cs="Luciole"/>
+                <w:i w:val="false"/>
+                <w:b w:val="false"/>
+                <w:u w:val="none"/>
+                <w:strike w:val="false"/>
+                <w:sz w:val="20"/>
+                <w:szCs w:val="20"/>
+                <w:color w:val="333333"/>
+              </w:rPr>
+              <w:t xml:space="preserve"> </w:t>
+            </w:r>
+          </w:p>
+        </w:tc>
       </w:tr>
       <w:tr>
         <w:trPr>
@@ -493,6 +548,61 @@
             </w:r>
           </w:p>
         </w:tc>
+        <w:tc>
+          <w:tcPr>
+            <w:tcBorders>
+              <w:bottom w:val="single" w:sz="8" w:space="0" w:color="333333"/>
+              <w:top w:val="none" w:sz="0" w:space="0" w:color="000000"/>
+              <w:left w:val="none" w:sz="0" w:space="0" w:color="000000"/>
+              <w:right w:val="none" w:sz="0" w:space="0" w:color="000000"/>
+            </w:tcBorders>
+            <w:shd w:val="clear" w:color="auto" w:fill="FFFFFF"/>
+            <w:tcMar>
+              <w:top w:w="0" w:type="dxa"/>
+              <w:bottom w:w="0" w:type="dxa"/>
+              <w:left w:w="0" w:type="dxa"/>
+              <w:right w:w="0" w:type="dxa"/>
+            </w:tcMar>
+            <w:vAlign w:val="center"/>
+          </w:tcPr>
+          <w:p>
+            <w:pPr>
+              <w:pStyle w:val="Normal"/>
+              <w:jc w:val="center"/>
+              <w:pBdr>
+                <w:bottom w:val="none" w:sz="0" w:space="0" w:color="000000"/>
+                <w:top w:val="none" w:sz="0" w:space="0" w:color="000000"/>
+                <w:left w:val="none" w:sz="0" w:space="0" w:color="000000"/>
+                <w:right w:val="none" w:sz="0" w:space="0" w:color="000000"/>
+              </w:pBdr>
+              <w:spacing w:after="40" w:before="40" w:line="240"/>
+              <w:ind w:left="100" w:right="100" w:firstLine="0" w:firstLineChars="0"/>
+              <w:rPr>
+                <w:rFonts w:ascii="Luciole" w:hAnsi="Luciole" w:eastAsia="Luciole" w:cs="Luciole"/>
+                <w:i w:val="false"/>
+                <w:b w:val="false"/>
+                <w:u w:val="none"/>
+                <w:strike w:val="false"/>
+                <w:sz w:val="20"/>
+                <w:szCs w:val="20"/>
+                <w:color w:val="333333"/>
+              </w:rPr>
+            </w:pPr>
+            <w:r>
+              <w:rPr>
+                <w:rFonts w:ascii="Luciole" w:hAnsi="Luciole" w:eastAsia="Luciole" w:cs="Luciole"/>
+                <w:i w:val="false"/>
+                <w:b w:val="true"/>
+                <w:u w:val="none"/>
+                <w:strike w:val="false"/>
+                <w:sz w:val="20"/>
+                <w:szCs w:val="20"/>
+                <w:color w:val="333333"/>
+              </w:rPr>
+              <w:t xml:space="preserve">p</w:t>
+            </w:r>
+          </w:p>
+        </w:tc>
       </w:tr>
       <w:tr>
         <w:trPr>
@@ -773,6 +883,61 @@
             </w:r>
           </w:p>
         </w:tc>
+        <w:tc>
+          <w:tcPr>
+            <w:tcBorders>
+              <w:bottom w:val="none" w:sz="0" w:space="0" w:color="000000"/>
+              <w:top w:val="single" w:sz="8" w:space="0" w:color="333333"/>
+              <w:left w:val="none" w:sz="0" w:space="0" w:color="000000"/>
+              <w:right w:val="none" w:sz="0" w:space="0" w:color="000000"/>
+            </w:tcBorders>
+            <w:shd w:val="clear" w:color="auto" w:fill="FFFFFF"/>
+            <w:tcMar>
+              <w:top w:w="0" w:type="dxa"/>
+              <w:bottom w:w="0" w:type="dxa"/>
+              <w:left w:w="0" w:type="dxa"/>
+              <w:right w:w="0" w:type="dxa"/>
+            </w:tcMar>
+            <w:vAlign w:val="top"/>
+          </w:tcPr>
+          <w:p>
+            <w:pPr>
+              <w:pStyle w:val="Normal"/>
+              <w:jc w:val="center"/>
+              <w:pBdr>
+                <w:bottom w:val="none" w:sz="0" w:space="0" w:color="000000"/>
+                <w:top w:val="none" w:sz="0" w:space="0" w:color="000000"/>
+                <w:left w:val="none" w:sz="0" w:space="0" w:color="000000"/>
+                <w:right w:val="none" w:sz="0" w:space="0" w:color="000000"/>
+              </w:pBdr>
+              <w:spacing w:after="60" w:before="60" w:line="240"/>
+              <w:ind w:left="100" w:right="100" w:firstLine="0" w:firstLineChars="0"/>
+              <w:rPr>
+                <w:rFonts w:ascii="Luciole" w:hAnsi="Luciole" w:eastAsia="Luciole" w:cs="Luciole"/>
+                <w:i w:val="false"/>
+                <w:b w:val="false"/>
+                <w:u w:val="none"/>
+                <w:strike w:val="false"/>
+                <w:sz w:val="16"/>
+                <w:szCs w:val="16"/>
+                <w:color w:val="333333"/>
+              </w:rPr>
+            </w:pPr>
+            <w:r>
+              <w:rPr>
+                <w:rFonts w:ascii="Luciole" w:hAnsi="Luciole" w:eastAsia="Luciole" w:cs="Luciole"/>
+                <w:i w:val="false"/>
+                <w:b w:val="false"/>
+                <w:u w:val="none"/>
+                <w:strike w:val="false"/>
+                <w:sz w:val="16"/>
+                <w:szCs w:val="16"/>
+                <w:color w:val="333333"/>
+              </w:rPr>
+              <w:t xml:space="preserve">0,060</w:t>
+            </w:r>
+          </w:p>
+        </w:tc>
       </w:tr>
       <w:tr>
         <w:trPr>
@@ -1053,6 +1218,61 @@
             </w:r>
           </w:p>
         </w:tc>
+        <w:tc>
+          <w:tcPr>
+            <w:tcBorders>
+              <w:bottom w:val="none" w:sz="0" w:space="0" w:color="000000"/>
+              <w:top w:val="none" w:sz="0" w:space="0" w:color="000000"/>
+              <w:left w:val="none" w:sz="0" w:space="0" w:color="000000"/>
+              <w:right w:val="none" w:sz="0" w:space="0" w:color="000000"/>
+            </w:tcBorders>
+            <w:shd w:val="clear" w:color="auto" w:fill="F0FAFF"/>
+            <w:tcMar>
+              <w:top w:w="0" w:type="dxa"/>
+              <w:bottom w:w="0" w:type="dxa"/>
+              <w:left w:w="0" w:type="dxa"/>
+              <w:right w:w="0" w:type="dxa"/>
+            </w:tcMar>
+            <w:vAlign w:val="top"/>
+          </w:tcPr>
+          <w:p>
+            <w:pPr>
+              <w:pStyle w:val="Normal"/>
+              <w:jc w:val="center"/>
+              <w:pBdr>
+                <w:bottom w:val="none" w:sz="0" w:space="0" w:color="000000"/>
+                <w:top w:val="none" w:sz="0" w:space="0" w:color="000000"/>
+                <w:left w:val="none" w:sz="0" w:space="0" w:color="000000"/>
+                <w:right w:val="none" w:sz="0" w:space="0" w:color="000000"/>
+              </w:pBdr>
+              <w:spacing w:after="60" w:before="60" w:line="240"/>
+              <w:ind w:left="100" w:right="100" w:firstLine="0" w:firstLineChars="0"/>
+              <w:rPr>
+                <w:rFonts w:ascii="Luciole" w:hAnsi="Luciole" w:eastAsia="Luciole" w:cs="Luciole"/>
+                <w:i w:val="false"/>
+                <w:b w:val="false"/>
+                <w:u w:val="none"/>
+                <w:strike w:val="false"/>
+                <w:sz w:val="16"/>
+                <w:szCs w:val="16"/>
+                <w:color w:val="333333"/>
+              </w:rPr>
+            </w:pPr>
+            <w:r>
+              <w:rPr>
+                <w:rFonts w:ascii="Luciole" w:hAnsi="Luciole" w:eastAsia="Luciole" w:cs="Luciole"/>
+                <w:i w:val="false"/>
+                <w:b w:val="false"/>
+                <w:u w:val="none"/>
+                <w:strike w:val="false"/>
+                <w:sz w:val="16"/>
+                <w:szCs w:val="16"/>
+                <w:color w:val="333333"/>
+              </w:rPr>
+              <w:t xml:space="preserve"/>
+            </w:r>
+          </w:p>
+        </w:tc>
       </w:tr>
       <w:tr>
         <w:trPr>
@@ -1333,6 +1553,61 @@
             </w:r>
           </w:p>
         </w:tc>
+        <w:tc>
+          <w:tcPr>
+            <w:tcBorders>
+              <w:bottom w:val="none" w:sz="0" w:space="0" w:color="000000"/>
+              <w:top w:val="none" w:sz="0" w:space="0" w:color="000000"/>
+              <w:left w:val="none" w:sz="0" w:space="0" w:color="000000"/>
+              <w:right w:val="none" w:sz="0" w:space="0" w:color="000000"/>
+            </w:tcBorders>
+            <w:shd w:val="clear" w:color="auto" w:fill="FFFFFF"/>
+            <w:tcMar>
+              <w:top w:w="0" w:type="dxa"/>
+              <w:bottom w:w="0" w:type="dxa"/>
+              <w:left w:w="0" w:type="dxa"/>
+              <w:right w:w="0" w:type="dxa"/>
+            </w:tcMar>
+            <w:vAlign w:val="top"/>
+          </w:tcPr>
+          <w:p>
+            <w:pPr>
+              <w:pStyle w:val="Normal"/>
+              <w:jc w:val="center"/>
+              <w:pBdr>
+                <w:bottom w:val="none" w:sz="0" w:space="0" w:color="000000"/>
+                <w:top w:val="none" w:sz="0" w:space="0" w:color="000000"/>
+                <w:left w:val="none" w:sz="0" w:space="0" w:color="000000"/>
+                <w:right w:val="none" w:sz="0" w:space="0" w:color="000000"/>
+              </w:pBdr>
+              <w:spacing w:after="60" w:before="60" w:line="240"/>
+              <w:ind w:left="100" w:right="100" w:firstLine="0" w:firstLineChars="0"/>
+              <w:rPr>
+                <w:rFonts w:ascii="Luciole" w:hAnsi="Luciole" w:eastAsia="Luciole" w:cs="Luciole"/>
+                <w:i w:val="false"/>
+                <w:b w:val="false"/>
+                <w:u w:val="none"/>
+                <w:strike w:val="false"/>
+                <w:sz w:val="16"/>
+                <w:szCs w:val="16"/>
+                <w:color w:val="333333"/>
+              </w:rPr>
+            </w:pPr>
+            <w:r>
+              <w:rPr>
+                <w:rFonts w:ascii="Luciole" w:hAnsi="Luciole" w:eastAsia="Luciole" w:cs="Luciole"/>
+                <w:i w:val="false"/>
+                <w:b w:val="false"/>
+                <w:u w:val="none"/>
+                <w:strike w:val="false"/>
+                <w:sz w:val="16"/>
+                <w:szCs w:val="16"/>
+                <w:color w:val="333333"/>
+              </w:rPr>
+              <w:t xml:space="preserve"/>
+            </w:r>
+          </w:p>
+        </w:tc>
       </w:tr>
       <w:tr>
         <w:trPr>
@@ -1613,6 +1888,61 @@
             </w:r>
           </w:p>
         </w:tc>
+        <w:tc>
+          <w:tcPr>
+            <w:tcBorders>
+              <w:bottom w:val="none" w:sz="0" w:space="0" w:color="000000"/>
+              <w:top w:val="none" w:sz="0" w:space="0" w:color="000000"/>
+              <w:left w:val="none" w:sz="0" w:space="0" w:color="000000"/>
+              <w:right w:val="none" w:sz="0" w:space="0" w:color="000000"/>
+            </w:tcBorders>
+            <w:shd w:val="clear" w:color="auto" w:fill="F0FAFF"/>
+            <w:tcMar>
+              <w:top w:w="0" w:type="dxa"/>
+              <w:bottom w:w="0" w:type="dxa"/>
+              <w:left w:w="0" w:type="dxa"/>
+              <w:right w:w="0" w:type="dxa"/>
+            </w:tcMar>
+            <w:vAlign w:val="top"/>
+          </w:tcPr>
+          <w:p>
+            <w:pPr>
+              <w:pStyle w:val="Normal"/>
+              <w:jc w:val="center"/>
+              <w:pBdr>
+                <w:bottom w:val="none" w:sz="0" w:space="0" w:color="000000"/>
+                <w:top w:val="none" w:sz="0" w:space="0" w:color="000000"/>
+                <w:left w:val="none" w:sz="0" w:space="0" w:color="000000"/>
+                <w:right w:val="none" w:sz="0" w:space="0" w:color="000000"/>
+              </w:pBdr>
+              <w:spacing w:after="60" w:before="60" w:line="240"/>
+              <w:ind w:left="100" w:right="100" w:firstLine="0" w:firstLineChars="0"/>
+              <w:rPr>
+                <w:rFonts w:ascii="Luciole" w:hAnsi="Luciole" w:eastAsia="Luciole" w:cs="Luciole"/>
+                <w:i w:val="false"/>
+                <w:b w:val="false"/>
+                <w:u w:val="none"/>
+                <w:strike w:val="false"/>
+                <w:sz w:val="16"/>
+                <w:szCs w:val="16"/>
+                <w:color w:val="333333"/>
+              </w:rPr>
+            </w:pPr>
+            <w:r>
+              <w:rPr>
+                <w:rFonts w:ascii="Luciole" w:hAnsi="Luciole" w:eastAsia="Luciole" w:cs="Luciole"/>
+                <w:i w:val="false"/>
+                <w:b w:val="false"/>
+                <w:u w:val="none"/>
+                <w:strike w:val="false"/>
+                <w:sz w:val="16"/>
+                <w:szCs w:val="16"/>
+                <w:color w:val="333333"/>
+              </w:rPr>
+              <w:t xml:space="preserve"/>
+            </w:r>
+          </w:p>
+        </w:tc>
       </w:tr>
       <w:tr>
         <w:trPr>
@@ -1893,6 +2223,61 @@
             </w:r>
           </w:p>
         </w:tc>
+        <w:tc>
+          <w:tcPr>
+            <w:tcBorders>
+              <w:bottom w:val="none" w:sz="0" w:space="0" w:color="000000"/>
+              <w:top w:val="none" w:sz="0" w:space="0" w:color="000000"/>
+              <w:left w:val="none" w:sz="0" w:space="0" w:color="000000"/>
+              <w:right w:val="none" w:sz="0" w:space="0" w:color="000000"/>
+            </w:tcBorders>
+            <w:shd w:val="clear" w:color="auto" w:fill="FFFFFF"/>
+            <w:tcMar>
+              <w:top w:w="0" w:type="dxa"/>
+              <w:bottom w:w="0" w:type="dxa"/>
+              <w:left w:w="0" w:type="dxa"/>
+              <w:right w:w="0" w:type="dxa"/>
+            </w:tcMar>
+            <w:vAlign w:val="top"/>
+          </w:tcPr>
+          <w:p>
+            <w:pPr>
+              <w:pStyle w:val="Normal"/>
+              <w:jc w:val="center"/>
+              <w:pBdr>
+                <w:bottom w:val="none" w:sz="0" w:space="0" w:color="000000"/>
+                <w:top w:val="none" w:sz="0" w:space="0" w:color="000000"/>
+                <w:left w:val="none" w:sz="0" w:space="0" w:color="000000"/>
+                <w:right w:val="none" w:sz="0" w:space="0" w:color="000000"/>
+              </w:pBdr>
+              <w:spacing w:after="60" w:before="60" w:line="240"/>
+              <w:ind w:left="100" w:right="100" w:firstLine="0" w:firstLineChars="0"/>
+              <w:rPr>
+                <w:rFonts w:ascii="Luciole" w:hAnsi="Luciole" w:eastAsia="Luciole" w:cs="Luciole"/>
+                <w:i w:val="false"/>
+                <w:b w:val="false"/>
+                <w:u w:val="none"/>
+                <w:strike w:val="false"/>
+                <w:sz w:val="16"/>
+                <w:szCs w:val="16"/>
+                <w:color w:val="333333"/>
+              </w:rPr>
+            </w:pPr>
+            <w:r>
+              <w:rPr>
+                <w:rFonts w:ascii="Luciole" w:hAnsi="Luciole" w:eastAsia="Luciole" w:cs="Luciole"/>
+                <w:i w:val="false"/>
+                <w:b w:val="false"/>
+                <w:u w:val="none"/>
+                <w:strike w:val="false"/>
+                <w:sz w:val="16"/>
+                <w:szCs w:val="16"/>
+                <w:color w:val="333333"/>
+              </w:rPr>
+              <w:t xml:space="preserve"/>
+            </w:r>
+          </w:p>
+        </w:tc>
       </w:tr>
       <w:tr>
         <w:trPr>
@@ -2173,6 +2558,61 @@
             </w:r>
           </w:p>
         </w:tc>
+        <w:tc>
+          <w:tcPr>
+            <w:tcBorders>
+              <w:bottom w:val="none" w:sz="0" w:space="0" w:color="000000"/>
+              <w:top w:val="none" w:sz="0" w:space="0" w:color="000000"/>
+              <w:left w:val="none" w:sz="0" w:space="0" w:color="000000"/>
+              <w:right w:val="none" w:sz="0" w:space="0" w:color="000000"/>
+            </w:tcBorders>
+            <w:shd w:val="clear" w:color="auto" w:fill="F0FAFF"/>
+            <w:tcMar>
+              <w:top w:w="0" w:type="dxa"/>
+              <w:bottom w:w="0" w:type="dxa"/>
+              <w:left w:w="0" w:type="dxa"/>
+              <w:right w:w="0" w:type="dxa"/>
+            </w:tcMar>
+            <w:vAlign w:val="top"/>
+          </w:tcPr>
+          <w:p>
+            <w:pPr>
+              <w:pStyle w:val="Normal"/>
+              <w:jc w:val="center"/>
+              <w:pBdr>
+                <w:bottom w:val="none" w:sz="0" w:space="0" w:color="000000"/>
+                <w:top w:val="none" w:sz="0" w:space="0" w:color="000000"/>
+                <w:left w:val="none" w:sz="0" w:space="0" w:color="000000"/>
+                <w:right w:val="none" w:sz="0" w:space="0" w:color="000000"/>
+              </w:pBdr>
+              <w:spacing w:after="60" w:before="60" w:line="240"/>
+              <w:ind w:left="100" w:right="100" w:firstLine="0" w:firstLineChars="0"/>
+              <w:rPr>
+                <w:rFonts w:ascii="Luciole" w:hAnsi="Luciole" w:eastAsia="Luciole" w:cs="Luciole"/>
+                <w:i w:val="false"/>
+                <w:b w:val="false"/>
+                <w:u w:val="none"/>
+                <w:strike w:val="false"/>
+                <w:sz w:val="16"/>
+                <w:szCs w:val="16"/>
+                <w:color w:val="333333"/>
+              </w:rPr>
+            </w:pPr>
+            <w:r>
+              <w:rPr>
+                <w:rFonts w:ascii="Luciole" w:hAnsi="Luciole" w:eastAsia="Luciole" w:cs="Luciole"/>
+                <w:i w:val="false"/>
+                <w:b w:val="false"/>
+                <w:u w:val="none"/>
+                <w:strike w:val="false"/>
+                <w:sz w:val="16"/>
+                <w:szCs w:val="16"/>
+                <w:color w:val="333333"/>
+              </w:rPr>
+              <w:t xml:space="preserve">0,10</w:t>
+            </w:r>
+          </w:p>
+        </w:tc>
       </w:tr>
       <w:tr>
         <w:trPr>
@@ -2453,6 +2893,61 @@
             </w:r>
           </w:p>
         </w:tc>
+        <w:tc>
+          <w:tcPr>
+            <w:tcBorders>
+              <w:bottom w:val="none" w:sz="0" w:space="0" w:color="000000"/>
+              <w:top w:val="none" w:sz="0" w:space="0" w:color="000000"/>
+              <w:left w:val="none" w:sz="0" w:space="0" w:color="000000"/>
+              <w:right w:val="none" w:sz="0" w:space="0" w:color="000000"/>
+            </w:tcBorders>
+            <w:shd w:val="clear" w:color="auto" w:fill="FFFFFF"/>
+            <w:tcMar>
+              <w:top w:w="0" w:type="dxa"/>
+              <w:bottom w:w="0" w:type="dxa"/>
+              <w:left w:w="0" w:type="dxa"/>
+              <w:right w:w="0" w:type="dxa"/>
+            </w:tcMar>
+            <w:vAlign w:val="top"/>
+          </w:tcPr>
+          <w:p>
+            <w:pPr>
+              <w:pStyle w:val="Normal"/>
+              <w:jc w:val="center"/>
+              <w:pBdr>
+                <w:bottom w:val="none" w:sz="0" w:space="0" w:color="000000"/>
+                <w:top w:val="none" w:sz="0" w:space="0" w:color="000000"/>
+                <w:left w:val="none" w:sz="0" w:space="0" w:color="000000"/>
+                <w:right w:val="none" w:sz="0" w:space="0" w:color="000000"/>
+              </w:pBdr>
+              <w:spacing w:after="60" w:before="60" w:line="240"/>
+              <w:ind w:left="100" w:right="100" w:firstLine="0" w:firstLineChars="0"/>
+              <w:rPr>
+                <w:rFonts w:ascii="Luciole" w:hAnsi="Luciole" w:eastAsia="Luciole" w:cs="Luciole"/>
+                <w:i w:val="false"/>
+                <w:b w:val="false"/>
+                <w:u w:val="none"/>
+                <w:strike w:val="false"/>
+                <w:sz w:val="16"/>
+                <w:szCs w:val="16"/>
+                <w:color w:val="333333"/>
+              </w:rPr>
+            </w:pPr>
+            <w:r>
+              <w:rPr>
+                <w:rFonts w:ascii="Luciole" w:hAnsi="Luciole" w:eastAsia="Luciole" w:cs="Luciole"/>
+                <w:i w:val="false"/>
+                <w:b w:val="false"/>
+                <w:u w:val="none"/>
+                <w:strike w:val="false"/>
+                <w:sz w:val="16"/>
+                <w:szCs w:val="16"/>
+                <w:color w:val="333333"/>
+              </w:rPr>
+              <w:t xml:space="preserve"/>
+            </w:r>
+          </w:p>
+        </w:tc>
       </w:tr>
       <w:tr>
         <w:trPr>
@@ -2733,6 +3228,61 @@
             </w:r>
           </w:p>
         </w:tc>
+        <w:tc>
+          <w:tcPr>
+            <w:tcBorders>
+              <w:bottom w:val="none" w:sz="0" w:space="0" w:color="000000"/>
+              <w:top w:val="none" w:sz="0" w:space="0" w:color="000000"/>
+              <w:left w:val="none" w:sz="0" w:space="0" w:color="000000"/>
+              <w:right w:val="none" w:sz="0" w:space="0" w:color="000000"/>
+            </w:tcBorders>
+            <w:shd w:val="clear" w:color="auto" w:fill="F0FAFF"/>
+            <w:tcMar>
+              <w:top w:w="0" w:type="dxa"/>
+              <w:bottom w:w="0" w:type="dxa"/>
+              <w:left w:w="0" w:type="dxa"/>
+              <w:right w:w="0" w:type="dxa"/>
+            </w:tcMar>
+            <w:vAlign w:val="top"/>
+          </w:tcPr>
+          <w:p>
+            <w:pPr>
+              <w:pStyle w:val="Normal"/>
+              <w:jc w:val="center"/>
+              <w:pBdr>
+                <w:bottom w:val="none" w:sz="0" w:space="0" w:color="000000"/>
+                <w:top w:val="none" w:sz="0" w:space="0" w:color="000000"/>
+                <w:left w:val="none" w:sz="0" w:space="0" w:color="000000"/>
+                <w:right w:val="none" w:sz="0" w:space="0" w:color="000000"/>
+              </w:pBdr>
+              <w:spacing w:after="60" w:before="60" w:line="240"/>
+              <w:ind w:left="100" w:right="100" w:firstLine="0" w:firstLineChars="0"/>
+              <w:rPr>
+                <w:rFonts w:ascii="Luciole" w:hAnsi="Luciole" w:eastAsia="Luciole" w:cs="Luciole"/>
+                <w:i w:val="false"/>
+                <w:b w:val="false"/>
+                <w:u w:val="none"/>
+                <w:strike w:val="false"/>
+                <w:sz w:val="16"/>
+                <w:szCs w:val="16"/>
+                <w:color w:val="333333"/>
+              </w:rPr>
+            </w:pPr>
+            <w:r>
+              <w:rPr>
+                <w:rFonts w:ascii="Luciole" w:hAnsi="Luciole" w:eastAsia="Luciole" w:cs="Luciole"/>
+                <w:i w:val="false"/>
+                <w:b w:val="false"/>
+                <w:u w:val="none"/>
+                <w:strike w:val="false"/>
+                <w:sz w:val="16"/>
+                <w:szCs w:val="16"/>
+                <w:color w:val="333333"/>
+              </w:rPr>
+              <w:t xml:space="preserve"/>
+            </w:r>
+          </w:p>
+        </w:tc>
       </w:tr>
       <w:tr>
         <w:trPr>
@@ -3013,6 +3563,61 @@
             </w:r>
           </w:p>
         </w:tc>
+        <w:tc>
+          <w:tcPr>
+            <w:tcBorders>
+              <w:bottom w:val="none" w:sz="0" w:space="0" w:color="000000"/>
+              <w:top w:val="none" w:sz="0" w:space="0" w:color="000000"/>
+              <w:left w:val="none" w:sz="0" w:space="0" w:color="000000"/>
+              <w:right w:val="none" w:sz="0" w:space="0" w:color="000000"/>
+            </w:tcBorders>
+            <w:shd w:val="clear" w:color="auto" w:fill="FFFFFF"/>
+            <w:tcMar>
+              <w:top w:w="0" w:type="dxa"/>
+              <w:bottom w:w="0" w:type="dxa"/>
+              <w:left w:w="0" w:type="dxa"/>
+              <w:right w:w="0" w:type="dxa"/>
+            </w:tcMar>
+            <w:vAlign w:val="top"/>
+          </w:tcPr>
+          <w:p>
+            <w:pPr>
+              <w:pStyle w:val="Normal"/>
+              <w:jc w:val="center"/>
+              <w:pBdr>
+                <w:bottom w:val="none" w:sz="0" w:space="0" w:color="000000"/>
+                <w:top w:val="none" w:sz="0" w:space="0" w:color="000000"/>
+                <w:left w:val="none" w:sz="0" w:space="0" w:color="000000"/>
+                <w:right w:val="none" w:sz="0" w:space="0" w:color="000000"/>
+              </w:pBdr>
+              <w:spacing w:after="60" w:before="60" w:line="240"/>
+              <w:ind w:left="100" w:right="100" w:firstLine="0" w:firstLineChars="0"/>
+              <w:rPr>
+                <w:rFonts w:ascii="Luciole" w:hAnsi="Luciole" w:eastAsia="Luciole" w:cs="Luciole"/>
+                <w:i w:val="false"/>
+                <w:b w:val="false"/>
+                <w:u w:val="none"/>
+                <w:strike w:val="false"/>
+                <w:sz w:val="16"/>
+                <w:szCs w:val="16"/>
+                <w:color w:val="333333"/>
+              </w:rPr>
+            </w:pPr>
+            <w:r>
+              <w:rPr>
+                <w:rFonts w:ascii="Luciole" w:hAnsi="Luciole" w:eastAsia="Luciole" w:cs="Luciole"/>
+                <w:i w:val="false"/>
+                <w:b w:val="false"/>
+                <w:u w:val="none"/>
+                <w:strike w:val="false"/>
+                <w:sz w:val="16"/>
+                <w:szCs w:val="16"/>
+                <w:color w:val="333333"/>
+              </w:rPr>
+              <w:t xml:space="preserve">0,23</w:t>
+            </w:r>
+          </w:p>
+        </w:tc>
       </w:tr>
       <w:tr>
         <w:trPr>
@@ -3293,6 +3898,61 @@
             </w:r>
           </w:p>
         </w:tc>
+        <w:tc>
+          <w:tcPr>
+            <w:tcBorders>
+              <w:bottom w:val="none" w:sz="0" w:space="0" w:color="000000"/>
+              <w:top w:val="none" w:sz="0" w:space="0" w:color="000000"/>
+              <w:left w:val="none" w:sz="0" w:space="0" w:color="000000"/>
+              <w:right w:val="none" w:sz="0" w:space="0" w:color="000000"/>
+            </w:tcBorders>
+            <w:shd w:val="clear" w:color="auto" w:fill="F0FAFF"/>
+            <w:tcMar>
+              <w:top w:w="0" w:type="dxa"/>
+              <w:bottom w:w="0" w:type="dxa"/>
+              <w:left w:w="0" w:type="dxa"/>
+              <w:right w:w="0" w:type="dxa"/>
+            </w:tcMar>
+            <w:vAlign w:val="top"/>
+          </w:tcPr>
+          <w:p>
+            <w:pPr>
+              <w:pStyle w:val="Normal"/>
+              <w:jc w:val="center"/>
+              <w:pBdr>
+                <w:bottom w:val="none" w:sz="0" w:space="0" w:color="000000"/>
+                <w:top w:val="none" w:sz="0" w:space="0" w:color="000000"/>
+                <w:left w:val="none" w:sz="0" w:space="0" w:color="000000"/>
+                <w:right w:val="none" w:sz="0" w:space="0" w:color="000000"/>
+              </w:pBdr>
+              <w:spacing w:after="60" w:before="60" w:line="240"/>
+              <w:ind w:left="100" w:right="100" w:firstLine="0" w:firstLineChars="0"/>
+              <w:rPr>
+                <w:rFonts w:ascii="Luciole" w:hAnsi="Luciole" w:eastAsia="Luciole" w:cs="Luciole"/>
+                <w:i w:val="false"/>
+                <w:b w:val="false"/>
+                <w:u w:val="none"/>
+                <w:strike w:val="false"/>
+                <w:sz w:val="16"/>
+                <w:szCs w:val="16"/>
+                <w:color w:val="333333"/>
+              </w:rPr>
+            </w:pPr>
+            <w:r>
+              <w:rPr>
+                <w:rFonts w:ascii="Luciole" w:hAnsi="Luciole" w:eastAsia="Luciole" w:cs="Luciole"/>
+                <w:i w:val="false"/>
+                <w:b w:val="false"/>
+                <w:u w:val="none"/>
+                <w:strike w:val="false"/>
+                <w:sz w:val="16"/>
+                <w:szCs w:val="16"/>
+                <w:color w:val="333333"/>
+              </w:rPr>
+              <w:t xml:space="preserve">0,48</w:t>
+            </w:r>
+          </w:p>
+        </w:tc>
       </w:tr>
       <w:tr>
         <w:trPr>
@@ -3573,6 +4233,61 @@
             </w:r>
           </w:p>
         </w:tc>
+        <w:tc>
+          <w:tcPr>
+            <w:tcBorders>
+              <w:bottom w:val="none" w:sz="0" w:space="0" w:color="000000"/>
+              <w:top w:val="none" w:sz="0" w:space="0" w:color="000000"/>
+              <w:left w:val="none" w:sz="0" w:space="0" w:color="000000"/>
+              <w:right w:val="none" w:sz="0" w:space="0" w:color="000000"/>
+            </w:tcBorders>
+            <w:shd w:val="clear" w:color="auto" w:fill="FFFFFF"/>
+            <w:tcMar>
+              <w:top w:w="0" w:type="dxa"/>
+              <w:bottom w:w="0" w:type="dxa"/>
+              <w:left w:w="0" w:type="dxa"/>
+              <w:right w:w="0" w:type="dxa"/>
+            </w:tcMar>
+            <w:vAlign w:val="top"/>
+          </w:tcPr>
+          <w:p>
+            <w:pPr>
+              <w:pStyle w:val="Normal"/>
+              <w:jc w:val="center"/>
+              <w:pBdr>
+                <w:bottom w:val="none" w:sz="0" w:space="0" w:color="000000"/>
+                <w:top w:val="none" w:sz="0" w:space="0" w:color="000000"/>
+                <w:left w:val="none" w:sz="0" w:space="0" w:color="000000"/>
+                <w:right w:val="none" w:sz="0" w:space="0" w:color="000000"/>
+              </w:pBdr>
+              <w:spacing w:after="60" w:before="60" w:line="240"/>
+              <w:ind w:left="100" w:right="100" w:firstLine="0" w:firstLineChars="0"/>
+              <w:rPr>
+                <w:rFonts w:ascii="Luciole" w:hAnsi="Luciole" w:eastAsia="Luciole" w:cs="Luciole"/>
+                <w:i w:val="false"/>
+                <w:b w:val="false"/>
+                <w:u w:val="none"/>
+                <w:strike w:val="false"/>
+                <w:sz w:val="16"/>
+                <w:szCs w:val="16"/>
+                <w:color w:val="333333"/>
+              </w:rPr>
+            </w:pPr>
+            <w:r>
+              <w:rPr>
+                <w:rFonts w:ascii="Luciole" w:hAnsi="Luciole" w:eastAsia="Luciole" w:cs="Luciole"/>
+                <w:i w:val="false"/>
+                <w:b w:val="false"/>
+                <w:u w:val="none"/>
+                <w:strike w:val="false"/>
+                <w:sz w:val="16"/>
+                <w:szCs w:val="16"/>
+                <w:color w:val="333333"/>
+              </w:rPr>
+              <w:t xml:space="preserve"/>
+            </w:r>
+          </w:p>
+        </w:tc>
       </w:tr>
       <w:tr>
         <w:trPr>
@@ -3853,6 +4568,61 @@
             </w:r>
           </w:p>
         </w:tc>
+        <w:tc>
+          <w:tcPr>
+            <w:tcBorders>
+              <w:bottom w:val="none" w:sz="0" w:space="0" w:color="000000"/>
+              <w:top w:val="none" w:sz="0" w:space="0" w:color="000000"/>
+              <w:left w:val="none" w:sz="0" w:space="0" w:color="000000"/>
+              <w:right w:val="none" w:sz="0" w:space="0" w:color="000000"/>
+            </w:tcBorders>
+            <w:shd w:val="clear" w:color="auto" w:fill="F0FAFF"/>
+            <w:tcMar>
+              <w:top w:w="0" w:type="dxa"/>
+              <w:bottom w:w="0" w:type="dxa"/>
+              <w:left w:w="0" w:type="dxa"/>
+              <w:right w:w="0" w:type="dxa"/>
+            </w:tcMar>
+            <w:vAlign w:val="top"/>
+          </w:tcPr>
+          <w:p>
+            <w:pPr>
+              <w:pStyle w:val="Normal"/>
+              <w:jc w:val="center"/>
+              <w:pBdr>
+                <w:bottom w:val="none" w:sz="0" w:space="0" w:color="000000"/>
+                <w:top w:val="none" w:sz="0" w:space="0" w:color="000000"/>
+                <w:left w:val="none" w:sz="0" w:space="0" w:color="000000"/>
+                <w:right w:val="none" w:sz="0" w:space="0" w:color="000000"/>
+              </w:pBdr>
+              <w:spacing w:after="60" w:before="60" w:line="240"/>
+              <w:ind w:left="100" w:right="100" w:firstLine="0" w:firstLineChars="0"/>
+              <w:rPr>
+                <w:rFonts w:ascii="Luciole" w:hAnsi="Luciole" w:eastAsia="Luciole" w:cs="Luciole"/>
+                <w:i w:val="false"/>
+                <w:b w:val="false"/>
+                <w:u w:val="none"/>
+                <w:strike w:val="false"/>
+                <w:sz w:val="16"/>
+                <w:szCs w:val="16"/>
+                <w:color w:val="333333"/>
+              </w:rPr>
+            </w:pPr>
+            <w:r>
+              <w:rPr>
+                <w:rFonts w:ascii="Luciole" w:hAnsi="Luciole" w:eastAsia="Luciole" w:cs="Luciole"/>
+                <w:i w:val="false"/>
+                <w:b w:val="false"/>
+                <w:u w:val="none"/>
+                <w:strike w:val="false"/>
+                <w:sz w:val="16"/>
+                <w:szCs w:val="16"/>
+                <w:color w:val="333333"/>
+              </w:rPr>
+              <w:t xml:space="preserve"/>
+            </w:r>
+          </w:p>
+        </w:tc>
       </w:tr>
       <w:tr>
         <w:trPr>
@@ -4133,6 +4903,61 @@
             </w:r>
           </w:p>
         </w:tc>
+        <w:tc>
+          <w:tcPr>
+            <w:tcBorders>
+              <w:bottom w:val="none" w:sz="0" w:space="0" w:color="000000"/>
+              <w:top w:val="none" w:sz="0" w:space="0" w:color="000000"/>
+              <w:left w:val="none" w:sz="0" w:space="0" w:color="000000"/>
+              <w:right w:val="none" w:sz="0" w:space="0" w:color="000000"/>
+            </w:tcBorders>
+            <w:shd w:val="clear" w:color="auto" w:fill="FFFFFF"/>
+            <w:tcMar>
+              <w:top w:w="0" w:type="dxa"/>
+              <w:bottom w:w="0" w:type="dxa"/>
+              <w:left w:w="0" w:type="dxa"/>
+              <w:right w:w="0" w:type="dxa"/>
+            </w:tcMar>
+            <w:vAlign w:val="top"/>
+          </w:tcPr>
+          <w:p>
+            <w:pPr>
+              <w:pStyle w:val="Normal"/>
+              <w:jc w:val="center"/>
+              <w:pBdr>
+                <w:bottom w:val="none" w:sz="0" w:space="0" w:color="000000"/>
+                <w:top w:val="none" w:sz="0" w:space="0" w:color="000000"/>
+                <w:left w:val="none" w:sz="0" w:space="0" w:color="000000"/>
+                <w:right w:val="none" w:sz="0" w:space="0" w:color="000000"/>
+              </w:pBdr>
+              <w:spacing w:after="60" w:before="60" w:line="240"/>
+              <w:ind w:left="100" w:right="100" w:firstLine="0" w:firstLineChars="0"/>
+              <w:rPr>
+                <w:rFonts w:ascii="Luciole" w:hAnsi="Luciole" w:eastAsia="Luciole" w:cs="Luciole"/>
+                <w:i w:val="false"/>
+                <w:b w:val="false"/>
+                <w:u w:val="none"/>
+                <w:strike w:val="false"/>
+                <w:sz w:val="16"/>
+                <w:szCs w:val="16"/>
+                <w:color w:val="333333"/>
+              </w:rPr>
+            </w:pPr>
+            <w:r>
+              <w:rPr>
+                <w:rFonts w:ascii="Luciole" w:hAnsi="Luciole" w:eastAsia="Luciole" w:cs="Luciole"/>
+                <w:i w:val="false"/>
+                <w:b w:val="false"/>
+                <w:u w:val="none"/>
+                <w:strike w:val="false"/>
+                <w:sz w:val="16"/>
+                <w:szCs w:val="16"/>
+                <w:color w:val="333333"/>
+              </w:rPr>
+              <w:t xml:space="preserve"/>
+            </w:r>
+          </w:p>
+        </w:tc>
       </w:tr>
       <w:tr>
         <w:trPr>
@@ -4413,6 +5238,61 @@
             </w:r>
           </w:p>
         </w:tc>
+        <w:tc>
+          <w:tcPr>
+            <w:tcBorders>
+              <w:bottom w:val="none" w:sz="0" w:space="0" w:color="000000"/>
+              <w:top w:val="none" w:sz="0" w:space="0" w:color="000000"/>
+              <w:left w:val="none" w:sz="0" w:space="0" w:color="000000"/>
+              <w:right w:val="none" w:sz="0" w:space="0" w:color="000000"/>
+            </w:tcBorders>
+            <w:shd w:val="clear" w:color="auto" w:fill="F0FAFF"/>
+            <w:tcMar>
+              <w:top w:w="0" w:type="dxa"/>
+              <w:bottom w:w="0" w:type="dxa"/>
+              <w:left w:w="0" w:type="dxa"/>
+              <w:right w:w="0" w:type="dxa"/>
+            </w:tcMar>
+            <w:vAlign w:val="top"/>
+          </w:tcPr>
+          <w:p>
+            <w:pPr>
+              <w:pStyle w:val="Normal"/>
+              <w:jc w:val="center"/>
+              <w:pBdr>
+                <w:bottom w:val="none" w:sz="0" w:space="0" w:color="000000"/>
+                <w:top w:val="none" w:sz="0" w:space="0" w:color="000000"/>
+                <w:left w:val="none" w:sz="0" w:space="0" w:color="000000"/>
+                <w:right w:val="none" w:sz="0" w:space="0" w:color="000000"/>
+              </w:pBdr>
+              <w:spacing w:after="60" w:before="60" w:line="240"/>
+              <w:ind w:left="100" w:right="100" w:firstLine="0" w:firstLineChars="0"/>
+              <w:rPr>
+                <w:rFonts w:ascii="Luciole" w:hAnsi="Luciole" w:eastAsia="Luciole" w:cs="Luciole"/>
+                <w:i w:val="false"/>
+                <w:b w:val="false"/>
+                <w:u w:val="none"/>
+                <w:strike w:val="false"/>
+                <w:sz w:val="16"/>
+                <w:szCs w:val="16"/>
+                <w:color w:val="333333"/>
+              </w:rPr>
+            </w:pPr>
+            <w:r>
+              <w:rPr>
+                <w:rFonts w:ascii="Luciole" w:hAnsi="Luciole" w:eastAsia="Luciole" w:cs="Luciole"/>
+                <w:i w:val="false"/>
+                <w:b w:val="false"/>
+                <w:u w:val="none"/>
+                <w:strike w:val="false"/>
+                <w:sz w:val="16"/>
+                <w:szCs w:val="16"/>
+                <w:color w:val="333333"/>
+              </w:rPr>
+              <w:t xml:space="preserve">0,005</w:t>
+            </w:r>
+          </w:p>
+        </w:tc>
       </w:tr>
       <w:tr>
         <w:trPr>
@@ -4693,6 +5573,61 @@
             </w:r>
           </w:p>
         </w:tc>
+        <w:tc>
+          <w:tcPr>
+            <w:tcBorders>
+              <w:bottom w:val="none" w:sz="0" w:space="0" w:color="000000"/>
+              <w:top w:val="none" w:sz="0" w:space="0" w:color="000000"/>
+              <w:left w:val="none" w:sz="0" w:space="0" w:color="000000"/>
+              <w:right w:val="none" w:sz="0" w:space="0" w:color="000000"/>
+            </w:tcBorders>
+            <w:shd w:val="clear" w:color="auto" w:fill="FFFFFF"/>
+            <w:tcMar>
+              <w:top w:w="0" w:type="dxa"/>
+              <w:bottom w:w="0" w:type="dxa"/>
+              <w:left w:w="0" w:type="dxa"/>
+              <w:right w:w="0" w:type="dxa"/>
+            </w:tcMar>
+            <w:vAlign w:val="top"/>
+          </w:tcPr>
+          <w:p>
+            <w:pPr>
+              <w:pStyle w:val="Normal"/>
+              <w:jc w:val="center"/>
+              <w:pBdr>
+                <w:bottom w:val="none" w:sz="0" w:space="0" w:color="000000"/>
+                <w:top w:val="none" w:sz="0" w:space="0" w:color="000000"/>
+                <w:left w:val="none" w:sz="0" w:space="0" w:color="000000"/>
+                <w:right w:val="none" w:sz="0" w:space="0" w:color="000000"/>
+              </w:pBdr>
+              <w:spacing w:after="60" w:before="60" w:line="240"/>
+              <w:ind w:left="100" w:right="100" w:firstLine="0" w:firstLineChars="0"/>
+              <w:rPr>
+                <w:rFonts w:ascii="Luciole" w:hAnsi="Luciole" w:eastAsia="Luciole" w:cs="Luciole"/>
+                <w:i w:val="false"/>
+                <w:b w:val="false"/>
+                <w:u w:val="none"/>
+                <w:strike w:val="false"/>
+                <w:sz w:val="16"/>
+                <w:szCs w:val="16"/>
+                <w:color w:val="333333"/>
+              </w:rPr>
+            </w:pPr>
+            <w:r>
+              <w:rPr>
+                <w:rFonts w:ascii="Luciole" w:hAnsi="Luciole" w:eastAsia="Luciole" w:cs="Luciole"/>
+                <w:i w:val="false"/>
+                <w:b w:val="false"/>
+                <w:u w:val="none"/>
+                <w:strike w:val="false"/>
+                <w:sz w:val="16"/>
+                <w:szCs w:val="16"/>
+                <w:color w:val="333333"/>
+              </w:rPr>
+              <w:t xml:space="preserve"/>
+            </w:r>
+          </w:p>
+        </w:tc>
       </w:tr>
       <w:tr>
         <w:trPr>
@@ -4973,6 +5908,61 @@
             </w:r>
           </w:p>
         </w:tc>
+        <w:tc>
+          <w:tcPr>
+            <w:tcBorders>
+              <w:bottom w:val="none" w:sz="0" w:space="0" w:color="000000"/>
+              <w:top w:val="none" w:sz="0" w:space="0" w:color="000000"/>
+              <w:left w:val="none" w:sz="0" w:space="0" w:color="000000"/>
+              <w:right w:val="none" w:sz="0" w:space="0" w:color="000000"/>
+            </w:tcBorders>
+            <w:shd w:val="clear" w:color="auto" w:fill="F0FAFF"/>
+            <w:tcMar>
+              <w:top w:w="0" w:type="dxa"/>
+              <w:bottom w:w="0" w:type="dxa"/>
+              <w:left w:w="0" w:type="dxa"/>
+              <w:right w:w="0" w:type="dxa"/>
+            </w:tcMar>
+            <w:vAlign w:val="top"/>
+          </w:tcPr>
+          <w:p>
+            <w:pPr>
+              <w:pStyle w:val="Normal"/>
+              <w:jc w:val="center"/>
+              <w:pBdr>
+                <w:bottom w:val="none" w:sz="0" w:space="0" w:color="000000"/>
+                <w:top w:val="none" w:sz="0" w:space="0" w:color="000000"/>
+                <w:left w:val="none" w:sz="0" w:space="0" w:color="000000"/>
+                <w:right w:val="none" w:sz="0" w:space="0" w:color="000000"/>
+              </w:pBdr>
+              <w:spacing w:after="60" w:before="60" w:line="240"/>
+              <w:ind w:left="100" w:right="100" w:firstLine="0" w:firstLineChars="0"/>
+              <w:rPr>
+                <w:rFonts w:ascii="Luciole" w:hAnsi="Luciole" w:eastAsia="Luciole" w:cs="Luciole"/>
+                <w:i w:val="false"/>
+                <w:b w:val="false"/>
+                <w:u w:val="none"/>
+                <w:strike w:val="false"/>
+                <w:sz w:val="16"/>
+                <w:szCs w:val="16"/>
+                <w:color w:val="333333"/>
+              </w:rPr>
+            </w:pPr>
+            <w:r>
+              <w:rPr>
+                <w:rFonts w:ascii="Luciole" w:hAnsi="Luciole" w:eastAsia="Luciole" w:cs="Luciole"/>
+                <w:i w:val="false"/>
+                <w:b w:val="false"/>
+                <w:u w:val="none"/>
+                <w:strike w:val="false"/>
+                <w:sz w:val="16"/>
+                <w:szCs w:val="16"/>
+                <w:color w:val="333333"/>
+              </w:rPr>
+              <w:t xml:space="preserve"/>
+            </w:r>
+          </w:p>
+        </w:tc>
       </w:tr>
       <w:tr>
         <w:trPr>
@@ -5253,6 +6243,61 @@
             </w:r>
           </w:p>
         </w:tc>
+        <w:tc>
+          <w:tcPr>
+            <w:tcBorders>
+              <w:bottom w:val="none" w:sz="0" w:space="0" w:color="000000"/>
+              <w:top w:val="none" w:sz="0" w:space="0" w:color="000000"/>
+              <w:left w:val="none" w:sz="0" w:space="0" w:color="000000"/>
+              <w:right w:val="none" w:sz="0" w:space="0" w:color="000000"/>
+            </w:tcBorders>
+            <w:shd w:val="clear" w:color="auto" w:fill="FFFFFF"/>
+            <w:tcMar>
+              <w:top w:w="0" w:type="dxa"/>
+              <w:bottom w:w="0" w:type="dxa"/>
+              <w:left w:w="0" w:type="dxa"/>
+              <w:right w:w="0" w:type="dxa"/>
+            </w:tcMar>
+            <w:vAlign w:val="top"/>
+          </w:tcPr>
+          <w:p>
+            <w:pPr>
+              <w:pStyle w:val="Normal"/>
+              <w:jc w:val="center"/>
+              <w:pBdr>
+                <w:bottom w:val="none" w:sz="0" w:space="0" w:color="000000"/>
+                <w:top w:val="none" w:sz="0" w:space="0" w:color="000000"/>
+                <w:left w:val="none" w:sz="0" w:space="0" w:color="000000"/>
+                <w:right w:val="none" w:sz="0" w:space="0" w:color="000000"/>
+              </w:pBdr>
+              <w:spacing w:after="60" w:before="60" w:line="240"/>
+              <w:ind w:left="100" w:right="100" w:firstLine="0" w:firstLineChars="0"/>
+              <w:rPr>
+                <w:rFonts w:ascii="Luciole" w:hAnsi="Luciole" w:eastAsia="Luciole" w:cs="Luciole"/>
+                <w:i w:val="false"/>
+                <w:b w:val="false"/>
+                <w:u w:val="none"/>
+                <w:strike w:val="false"/>
+                <w:sz w:val="16"/>
+                <w:szCs w:val="16"/>
+                <w:color w:val="333333"/>
+              </w:rPr>
+            </w:pPr>
+            <w:r>
+              <w:rPr>
+                <w:rFonts w:ascii="Luciole" w:hAnsi="Luciole" w:eastAsia="Luciole" w:cs="Luciole"/>
+                <w:i w:val="false"/>
+                <w:b w:val="false"/>
+                <w:u w:val="none"/>
+                <w:strike w:val="false"/>
+                <w:sz w:val="16"/>
+                <w:szCs w:val="16"/>
+                <w:color w:val="333333"/>
+              </w:rPr>
+              <w:t xml:space="preserve"/>
+            </w:r>
+          </w:p>
+        </w:tc>
       </w:tr>
       <w:tr>
         <w:trPr>
@@ -5533,6 +6578,61 @@
             </w:r>
           </w:p>
         </w:tc>
+        <w:tc>
+          <w:tcPr>
+            <w:tcBorders>
+              <w:bottom w:val="none" w:sz="0" w:space="0" w:color="000000"/>
+              <w:top w:val="none" w:sz="0" w:space="0" w:color="000000"/>
+              <w:left w:val="none" w:sz="0" w:space="0" w:color="000000"/>
+              <w:right w:val="none" w:sz="0" w:space="0" w:color="000000"/>
+            </w:tcBorders>
+            <w:shd w:val="clear" w:color="auto" w:fill="F0FAFF"/>
+            <w:tcMar>
+              <w:top w:w="0" w:type="dxa"/>
+              <w:bottom w:w="0" w:type="dxa"/>
+              <w:left w:w="0" w:type="dxa"/>
+              <w:right w:w="0" w:type="dxa"/>
+            </w:tcMar>
+            <w:vAlign w:val="top"/>
+          </w:tcPr>
+          <w:p>
+            <w:pPr>
+              <w:pStyle w:val="Normal"/>
+              <w:jc w:val="center"/>
+              <w:pBdr>
+                <w:bottom w:val="none" w:sz="0" w:space="0" w:color="000000"/>
+                <w:top w:val="none" w:sz="0" w:space="0" w:color="000000"/>
+                <w:left w:val="none" w:sz="0" w:space="0" w:color="000000"/>
+                <w:right w:val="none" w:sz="0" w:space="0" w:color="000000"/>
+              </w:pBdr>
+              <w:spacing w:after="60" w:before="60" w:line="240"/>
+              <w:ind w:left="100" w:right="100" w:firstLine="0" w:firstLineChars="0"/>
+              <w:rPr>
+                <w:rFonts w:ascii="Luciole" w:hAnsi="Luciole" w:eastAsia="Luciole" w:cs="Luciole"/>
+                <w:i w:val="false"/>
+                <w:b w:val="false"/>
+                <w:u w:val="none"/>
+                <w:strike w:val="false"/>
+                <w:sz w:val="16"/>
+                <w:szCs w:val="16"/>
+                <w:color w:val="333333"/>
+              </w:rPr>
+            </w:pPr>
+            <w:r>
+              <w:rPr>
+                <w:rFonts w:ascii="Luciole" w:hAnsi="Luciole" w:eastAsia="Luciole" w:cs="Luciole"/>
+                <w:i w:val="false"/>
+                <w:b w:val="false"/>
+                <w:u w:val="none"/>
+                <w:strike w:val="false"/>
+                <w:sz w:val="16"/>
+                <w:szCs w:val="16"/>
+                <w:color w:val="333333"/>
+              </w:rPr>
+              <w:t xml:space="preserve">0,45</w:t>
+            </w:r>
+          </w:p>
+        </w:tc>
       </w:tr>
       <w:tr>
         <w:trPr>
@@ -5813,6 +6913,61 @@
             </w:r>
           </w:p>
         </w:tc>
+        <w:tc>
+          <w:tcPr>
+            <w:tcBorders>
+              <w:bottom w:val="none" w:sz="0" w:space="0" w:color="000000"/>
+              <w:top w:val="none" w:sz="0" w:space="0" w:color="000000"/>
+              <w:left w:val="none" w:sz="0" w:space="0" w:color="000000"/>
+              <w:right w:val="none" w:sz="0" w:space="0" w:color="000000"/>
+            </w:tcBorders>
+            <w:shd w:val="clear" w:color="auto" w:fill="FFFFFF"/>
+            <w:tcMar>
+              <w:top w:w="0" w:type="dxa"/>
+              <w:bottom w:w="0" w:type="dxa"/>
+              <w:left w:w="0" w:type="dxa"/>
+              <w:right w:w="0" w:type="dxa"/>
+            </w:tcMar>
+            <w:vAlign w:val="top"/>
+          </w:tcPr>
+          <w:p>
+            <w:pPr>
+              <w:pStyle w:val="Normal"/>
+              <w:jc w:val="center"/>
+              <w:pBdr>
+                <w:bottom w:val="none" w:sz="0" w:space="0" w:color="000000"/>
+                <w:top w:val="none" w:sz="0" w:space="0" w:color="000000"/>
+                <w:left w:val="none" w:sz="0" w:space="0" w:color="000000"/>
+                <w:right w:val="none" w:sz="0" w:space="0" w:color="000000"/>
+              </w:pBdr>
+              <w:spacing w:after="60" w:before="60" w:line="240"/>
+              <w:ind w:left="100" w:right="100" w:firstLine="0" w:firstLineChars="0"/>
+              <w:rPr>
+                <w:rFonts w:ascii="Luciole" w:hAnsi="Luciole" w:eastAsia="Luciole" w:cs="Luciole"/>
+                <w:i w:val="false"/>
+                <w:b w:val="false"/>
+                <w:u w:val="none"/>
+                <w:strike w:val="false"/>
+                <w:sz w:val="16"/>
+                <w:szCs w:val="16"/>
+                <w:color w:val="333333"/>
+              </w:rPr>
+            </w:pPr>
+            <w:r>
+              <w:rPr>
+                <w:rFonts w:ascii="Luciole" w:hAnsi="Luciole" w:eastAsia="Luciole" w:cs="Luciole"/>
+                <w:i w:val="false"/>
+                <w:b w:val="false"/>
+                <w:u w:val="none"/>
+                <w:strike w:val="false"/>
+                <w:sz w:val="16"/>
+                <w:szCs w:val="16"/>
+                <w:color w:val="333333"/>
+              </w:rPr>
+              <w:t xml:space="preserve">0,33</w:t>
+            </w:r>
+          </w:p>
+        </w:tc>
       </w:tr>
       <w:tr>
         <w:trPr>
@@ -6093,6 +7248,61 @@
             </w:r>
           </w:p>
         </w:tc>
+        <w:tc>
+          <w:tcPr>
+            <w:tcBorders>
+              <w:bottom w:val="none" w:sz="0" w:space="0" w:color="000000"/>
+              <w:top w:val="none" w:sz="0" w:space="0" w:color="000000"/>
+              <w:left w:val="none" w:sz="0" w:space="0" w:color="000000"/>
+              <w:right w:val="none" w:sz="0" w:space="0" w:color="000000"/>
+            </w:tcBorders>
+            <w:shd w:val="clear" w:color="auto" w:fill="F0FAFF"/>
+            <w:tcMar>
+              <w:top w:w="0" w:type="dxa"/>
+              <w:bottom w:w="0" w:type="dxa"/>
+              <w:left w:w="0" w:type="dxa"/>
+              <w:right w:w="0" w:type="dxa"/>
+            </w:tcMar>
+            <w:vAlign w:val="top"/>
+          </w:tcPr>
+          <w:p>
+            <w:pPr>
+              <w:pStyle w:val="Normal"/>
+              <w:jc w:val="center"/>
+              <w:pBdr>
+                <w:bottom w:val="none" w:sz="0" w:space="0" w:color="000000"/>
+                <w:top w:val="none" w:sz="0" w:space="0" w:color="000000"/>
+                <w:left w:val="none" w:sz="0" w:space="0" w:color="000000"/>
+                <w:right w:val="none" w:sz="0" w:space="0" w:color="000000"/>
+              </w:pBdr>
+              <w:spacing w:after="60" w:before="60" w:line="240"/>
+              <w:ind w:left="100" w:right="100" w:firstLine="0" w:firstLineChars="0"/>
+              <w:rPr>
+                <w:rFonts w:ascii="Luciole" w:hAnsi="Luciole" w:eastAsia="Luciole" w:cs="Luciole"/>
+                <w:i w:val="false"/>
+                <w:b w:val="false"/>
+                <w:u w:val="none"/>
+                <w:strike w:val="false"/>
+                <w:sz w:val="16"/>
+                <w:szCs w:val="16"/>
+                <w:color w:val="333333"/>
+              </w:rPr>
+            </w:pPr>
+            <w:r>
+              <w:rPr>
+                <w:rFonts w:ascii="Luciole" w:hAnsi="Luciole" w:eastAsia="Luciole" w:cs="Luciole"/>
+                <w:i w:val="false"/>
+                <w:b w:val="false"/>
+                <w:u w:val="none"/>
+                <w:strike w:val="false"/>
+                <w:sz w:val="16"/>
+                <w:szCs w:val="16"/>
+                <w:color w:val="333333"/>
+              </w:rPr>
+              <w:t xml:space="preserve">0,24</w:t>
+            </w:r>
+          </w:p>
+        </w:tc>
       </w:tr>
       <w:tr>
         <w:trPr>
@@ -6373,6 +7583,61 @@
             </w:r>
           </w:p>
         </w:tc>
+        <w:tc>
+          <w:tcPr>
+            <w:tcBorders>
+              <w:bottom w:val="none" w:sz="0" w:space="0" w:color="000000"/>
+              <w:top w:val="none" w:sz="0" w:space="0" w:color="000000"/>
+              <w:left w:val="none" w:sz="0" w:space="0" w:color="000000"/>
+              <w:right w:val="none" w:sz="0" w:space="0" w:color="000000"/>
+            </w:tcBorders>
+            <w:shd w:val="clear" w:color="auto" w:fill="FFFFFF"/>
+            <w:tcMar>
+              <w:top w:w="0" w:type="dxa"/>
+              <w:bottom w:w="0" w:type="dxa"/>
+              <w:left w:w="0" w:type="dxa"/>
+              <w:right w:w="0" w:type="dxa"/>
+            </w:tcMar>
+            <w:vAlign w:val="top"/>
+          </w:tcPr>
+          <w:p>
+            <w:pPr>
+              <w:pStyle w:val="Normal"/>
+              <w:jc w:val="center"/>
+              <w:pBdr>
+                <w:bottom w:val="none" w:sz="0" w:space="0" w:color="000000"/>
+                <w:top w:val="none" w:sz="0" w:space="0" w:color="000000"/>
+                <w:left w:val="none" w:sz="0" w:space="0" w:color="000000"/>
+                <w:right w:val="none" w:sz="0" w:space="0" w:color="000000"/>
+              </w:pBdr>
+              <w:spacing w:after="60" w:before="60" w:line="240"/>
+              <w:ind w:left="100" w:right="100" w:firstLine="0" w:firstLineChars="0"/>
+              <w:rPr>
+                <w:rFonts w:ascii="Luciole" w:hAnsi="Luciole" w:eastAsia="Luciole" w:cs="Luciole"/>
+                <w:i w:val="false"/>
+                <w:b w:val="false"/>
+                <w:u w:val="none"/>
+                <w:strike w:val="false"/>
+                <w:sz w:val="16"/>
+                <w:szCs w:val="16"/>
+                <w:color w:val="333333"/>
+              </w:rPr>
+            </w:pPr>
+            <w:r>
+              <w:rPr>
+                <w:rFonts w:ascii="Luciole" w:hAnsi="Luciole" w:eastAsia="Luciole" w:cs="Luciole"/>
+                <w:i w:val="false"/>
+                <w:b w:val="false"/>
+                <w:u w:val="none"/>
+                <w:strike w:val="false"/>
+                <w:sz w:val="16"/>
+                <w:szCs w:val="16"/>
+                <w:color w:val="333333"/>
+              </w:rPr>
+              <w:t xml:space="preserve">0,46</w:t>
+            </w:r>
+          </w:p>
+        </w:tc>
       </w:tr>
       <w:tr>
         <w:trPr>
@@ -6653,6 +7918,61 @@
             </w:r>
           </w:p>
         </w:tc>
+        <w:tc>
+          <w:tcPr>
+            <w:tcBorders>
+              <w:bottom w:val="none" w:sz="0" w:space="0" w:color="000000"/>
+              <w:top w:val="none" w:sz="0" w:space="0" w:color="000000"/>
+              <w:left w:val="none" w:sz="0" w:space="0" w:color="000000"/>
+              <w:right w:val="none" w:sz="0" w:space="0" w:color="000000"/>
+            </w:tcBorders>
+            <w:shd w:val="clear" w:color="auto" w:fill="F0FAFF"/>
+            <w:tcMar>
+              <w:top w:w="0" w:type="dxa"/>
+              <w:bottom w:w="0" w:type="dxa"/>
+              <w:left w:w="0" w:type="dxa"/>
+              <w:right w:w="0" w:type="dxa"/>
+            </w:tcMar>
+            <w:vAlign w:val="top"/>
+          </w:tcPr>
+          <w:p>
+            <w:pPr>
+              <w:pStyle w:val="Normal"/>
+              <w:jc w:val="center"/>
+              <w:pBdr>
+                <w:bottom w:val="none" w:sz="0" w:space="0" w:color="000000"/>
+                <w:top w:val="none" w:sz="0" w:space="0" w:color="000000"/>
+                <w:left w:val="none" w:sz="0" w:space="0" w:color="000000"/>
+                <w:right w:val="none" w:sz="0" w:space="0" w:color="000000"/>
+              </w:pBdr>
+              <w:spacing w:after="60" w:before="60" w:line="240"/>
+              <w:ind w:left="100" w:right="100" w:firstLine="0" w:firstLineChars="0"/>
+              <w:rPr>
+                <w:rFonts w:ascii="Luciole" w:hAnsi="Luciole" w:eastAsia="Luciole" w:cs="Luciole"/>
+                <w:i w:val="false"/>
+                <w:b w:val="false"/>
+                <w:u w:val="none"/>
+                <w:strike w:val="false"/>
+                <w:sz w:val="16"/>
+                <w:szCs w:val="16"/>
+                <w:color w:val="333333"/>
+              </w:rPr>
+            </w:pPr>
+            <w:r>
+              <w:rPr>
+                <w:rFonts w:ascii="Luciole" w:hAnsi="Luciole" w:eastAsia="Luciole" w:cs="Luciole"/>
+                <w:i w:val="false"/>
+                <w:b w:val="false"/>
+                <w:u w:val="none"/>
+                <w:strike w:val="false"/>
+                <w:sz w:val="16"/>
+                <w:szCs w:val="16"/>
+                <w:color w:val="333333"/>
+              </w:rPr>
+              <w:t xml:space="preserve"/>
+            </w:r>
+          </w:p>
+        </w:tc>
       </w:tr>
       <w:tr>
         <w:trPr>
@@ -6933,6 +8253,61 @@
             </w:r>
           </w:p>
         </w:tc>
+        <w:tc>
+          <w:tcPr>
+            <w:tcBorders>
+              <w:bottom w:val="none" w:sz="0" w:space="0" w:color="000000"/>
+              <w:top w:val="none" w:sz="0" w:space="0" w:color="000000"/>
+              <w:left w:val="none" w:sz="0" w:space="0" w:color="000000"/>
+              <w:right w:val="none" w:sz="0" w:space="0" w:color="000000"/>
+            </w:tcBorders>
+            <w:shd w:val="clear" w:color="auto" w:fill="FFFFFF"/>
+            <w:tcMar>
+              <w:top w:w="0" w:type="dxa"/>
+              <w:bottom w:w="0" w:type="dxa"/>
+              <w:left w:w="0" w:type="dxa"/>
+              <w:right w:w="0" w:type="dxa"/>
+            </w:tcMar>
+            <w:vAlign w:val="top"/>
+          </w:tcPr>
+          <w:p>
+            <w:pPr>
+              <w:pStyle w:val="Normal"/>
+              <w:jc w:val="center"/>
+              <w:pBdr>
+                <w:bottom w:val="none" w:sz="0" w:space="0" w:color="000000"/>
+                <w:top w:val="none" w:sz="0" w:space="0" w:color="000000"/>
+                <w:left w:val="none" w:sz="0" w:space="0" w:color="000000"/>
+                <w:right w:val="none" w:sz="0" w:space="0" w:color="000000"/>
+              </w:pBdr>
+              <w:spacing w:after="60" w:before="60" w:line="240"/>
+              <w:ind w:left="100" w:right="100" w:firstLine="0" w:firstLineChars="0"/>
+              <w:rPr>
+                <w:rFonts w:ascii="Luciole" w:hAnsi="Luciole" w:eastAsia="Luciole" w:cs="Luciole"/>
+                <w:i w:val="false"/>
+                <w:b w:val="false"/>
+                <w:u w:val="none"/>
+                <w:strike w:val="false"/>
+                <w:sz w:val="16"/>
+                <w:szCs w:val="16"/>
+                <w:color w:val="333333"/>
+              </w:rPr>
+            </w:pPr>
+            <w:r>
+              <w:rPr>
+                <w:rFonts w:ascii="Luciole" w:hAnsi="Luciole" w:eastAsia="Luciole" w:cs="Luciole"/>
+                <w:i w:val="false"/>
+                <w:b w:val="false"/>
+                <w:u w:val="none"/>
+                <w:strike w:val="false"/>
+                <w:sz w:val="16"/>
+                <w:szCs w:val="16"/>
+                <w:color w:val="333333"/>
+              </w:rPr>
+              <w:t xml:space="preserve"/>
+            </w:r>
+          </w:p>
+        </w:tc>
       </w:tr>
       <w:tr>
         <w:trPr>
@@ -7213,6 +8588,61 @@
             </w:r>
           </w:p>
         </w:tc>
+        <w:tc>
+          <w:tcPr>
+            <w:tcBorders>
+              <w:bottom w:val="none" w:sz="0" w:space="0" w:color="000000"/>
+              <w:top w:val="none" w:sz="0" w:space="0" w:color="000000"/>
+              <w:left w:val="none" w:sz="0" w:space="0" w:color="000000"/>
+              <w:right w:val="none" w:sz="0" w:space="0" w:color="000000"/>
+            </w:tcBorders>
+            <w:shd w:val="clear" w:color="auto" w:fill="F0FAFF"/>
+            <w:tcMar>
+              <w:top w:w="0" w:type="dxa"/>
+              <w:bottom w:w="0" w:type="dxa"/>
+              <w:left w:w="0" w:type="dxa"/>
+              <w:right w:w="0" w:type="dxa"/>
+            </w:tcMar>
+            <w:vAlign w:val="top"/>
+          </w:tcPr>
+          <w:p>
+            <w:pPr>
+              <w:pStyle w:val="Normal"/>
+              <w:jc w:val="center"/>
+              <w:pBdr>
+                <w:bottom w:val="none" w:sz="0" w:space="0" w:color="000000"/>
+                <w:top w:val="none" w:sz="0" w:space="0" w:color="000000"/>
+                <w:left w:val="none" w:sz="0" w:space="0" w:color="000000"/>
+                <w:right w:val="none" w:sz="0" w:space="0" w:color="000000"/>
+              </w:pBdr>
+              <w:spacing w:after="60" w:before="60" w:line="240"/>
+              <w:ind w:left="100" w:right="100" w:firstLine="0" w:firstLineChars="0"/>
+              <w:rPr>
+                <w:rFonts w:ascii="Luciole" w:hAnsi="Luciole" w:eastAsia="Luciole" w:cs="Luciole"/>
+                <w:i w:val="false"/>
+                <w:b w:val="false"/>
+                <w:u w:val="none"/>
+                <w:strike w:val="false"/>
+                <w:sz w:val="16"/>
+                <w:szCs w:val="16"/>
+                <w:color w:val="333333"/>
+              </w:rPr>
+            </w:pPr>
+            <w:r>
+              <w:rPr>
+                <w:rFonts w:ascii="Luciole" w:hAnsi="Luciole" w:eastAsia="Luciole" w:cs="Luciole"/>
+                <w:i w:val="false"/>
+                <w:b w:val="false"/>
+                <w:u w:val="none"/>
+                <w:strike w:val="false"/>
+                <w:sz w:val="16"/>
+                <w:szCs w:val="16"/>
+                <w:color w:val="333333"/>
+              </w:rPr>
+              <w:t xml:space="preserve"/>
+            </w:r>
+          </w:p>
+        </w:tc>
       </w:tr>
       <w:tr>
         <w:trPr>
@@ -7493,6 +8923,61 @@
             </w:r>
           </w:p>
         </w:tc>
+        <w:tc>
+          <w:tcPr>
+            <w:tcBorders>
+              <w:bottom w:val="none" w:sz="0" w:space="0" w:color="000000"/>
+              <w:top w:val="none" w:sz="0" w:space="0" w:color="000000"/>
+              <w:left w:val="none" w:sz="0" w:space="0" w:color="000000"/>
+              <w:right w:val="none" w:sz="0" w:space="0" w:color="000000"/>
+            </w:tcBorders>
+            <w:shd w:val="clear" w:color="auto" w:fill="FFFFFF"/>
+            <w:tcMar>
+              <w:top w:w="0" w:type="dxa"/>
+              <w:bottom w:w="0" w:type="dxa"/>
+              <w:left w:w="0" w:type="dxa"/>
+              <w:right w:w="0" w:type="dxa"/>
+            </w:tcMar>
+            <w:vAlign w:val="top"/>
+          </w:tcPr>
+          <w:p>
+            <w:pPr>
+              <w:pStyle w:val="Normal"/>
+              <w:jc w:val="center"/>
+              <w:pBdr>
+                <w:bottom w:val="none" w:sz="0" w:space="0" w:color="000000"/>
+                <w:top w:val="none" w:sz="0" w:space="0" w:color="000000"/>
+                <w:left w:val="none" w:sz="0" w:space="0" w:color="000000"/>
+                <w:right w:val="none" w:sz="0" w:space="0" w:color="000000"/>
+              </w:pBdr>
+              <w:spacing w:after="60" w:before="60" w:line="240"/>
+              <w:ind w:left="100" w:right="100" w:firstLine="0" w:firstLineChars="0"/>
+              <w:rPr>
+                <w:rFonts w:ascii="Luciole" w:hAnsi="Luciole" w:eastAsia="Luciole" w:cs="Luciole"/>
+                <w:i w:val="false"/>
+                <w:b w:val="false"/>
+                <w:u w:val="none"/>
+                <w:strike w:val="false"/>
+                <w:sz w:val="16"/>
+                <w:szCs w:val="16"/>
+                <w:color w:val="333333"/>
+              </w:rPr>
+            </w:pPr>
+            <w:r>
+              <w:rPr>
+                <w:rFonts w:ascii="Luciole" w:hAnsi="Luciole" w:eastAsia="Luciole" w:cs="Luciole"/>
+                <w:i w:val="false"/>
+                <w:b w:val="false"/>
+                <w:u w:val="none"/>
+                <w:strike w:val="false"/>
+                <w:sz w:val="16"/>
+                <w:szCs w:val="16"/>
+                <w:color w:val="333333"/>
+              </w:rPr>
+              <w:t xml:space="preserve">0,19</w:t>
+            </w:r>
+          </w:p>
+        </w:tc>
       </w:tr>
       <w:tr>
         <w:trPr>
@@ -7773,6 +9258,61 @@
             </w:r>
           </w:p>
         </w:tc>
+        <w:tc>
+          <w:tcPr>
+            <w:tcBorders>
+              <w:bottom w:val="none" w:sz="0" w:space="0" w:color="000000"/>
+              <w:top w:val="none" w:sz="0" w:space="0" w:color="000000"/>
+              <w:left w:val="none" w:sz="0" w:space="0" w:color="000000"/>
+              <w:right w:val="none" w:sz="0" w:space="0" w:color="000000"/>
+            </w:tcBorders>
+            <w:shd w:val="clear" w:color="auto" w:fill="F0FAFF"/>
+            <w:tcMar>
+              <w:top w:w="0" w:type="dxa"/>
+              <w:bottom w:w="0" w:type="dxa"/>
+              <w:left w:w="0" w:type="dxa"/>
+              <w:right w:w="0" w:type="dxa"/>
+            </w:tcMar>
+            <w:vAlign w:val="top"/>
+          </w:tcPr>
+          <w:p>
+            <w:pPr>
+              <w:pStyle w:val="Normal"/>
+              <w:jc w:val="center"/>
+              <w:pBdr>
+                <w:bottom w:val="none" w:sz="0" w:space="0" w:color="000000"/>
+                <w:top w:val="none" w:sz="0" w:space="0" w:color="000000"/>
+                <w:left w:val="none" w:sz="0" w:space="0" w:color="000000"/>
+                <w:right w:val="none" w:sz="0" w:space="0" w:color="000000"/>
+              </w:pBdr>
+              <w:spacing w:after="60" w:before="60" w:line="240"/>
+              <w:ind w:left="100" w:right="100" w:firstLine="0" w:firstLineChars="0"/>
+              <w:rPr>
+                <w:rFonts w:ascii="Luciole" w:hAnsi="Luciole" w:eastAsia="Luciole" w:cs="Luciole"/>
+                <w:i w:val="false"/>
+                <w:b w:val="false"/>
+                <w:u w:val="none"/>
+                <w:strike w:val="false"/>
+                <w:sz w:val="16"/>
+                <w:szCs w:val="16"/>
+                <w:color w:val="333333"/>
+              </w:rPr>
+            </w:pPr>
+            <w:r>
+              <w:rPr>
+                <w:rFonts w:ascii="Luciole" w:hAnsi="Luciole" w:eastAsia="Luciole" w:cs="Luciole"/>
+                <w:i w:val="false"/>
+                <w:b w:val="false"/>
+                <w:u w:val="none"/>
+                <w:strike w:val="false"/>
+                <w:sz w:val="16"/>
+                <w:szCs w:val="16"/>
+                <w:color w:val="333333"/>
+              </w:rPr>
+              <w:t xml:space="preserve"/>
+            </w:r>
+          </w:p>
+        </w:tc>
       </w:tr>
       <w:tr>
         <w:trPr>
@@ -8053,6 +9593,61 @@
             </w:r>
           </w:p>
         </w:tc>
+        <w:tc>
+          <w:tcPr>
+            <w:tcBorders>
+              <w:bottom w:val="none" w:sz="0" w:space="0" w:color="000000"/>
+              <w:top w:val="none" w:sz="0" w:space="0" w:color="000000"/>
+              <w:left w:val="none" w:sz="0" w:space="0" w:color="000000"/>
+              <w:right w:val="none" w:sz="0" w:space="0" w:color="000000"/>
+            </w:tcBorders>
+            <w:shd w:val="clear" w:color="auto" w:fill="FFFFFF"/>
+            <w:tcMar>
+              <w:top w:w="0" w:type="dxa"/>
+              <w:bottom w:w="0" w:type="dxa"/>
+              <w:left w:w="0" w:type="dxa"/>
+              <w:right w:w="0" w:type="dxa"/>
+            </w:tcMar>
+            <w:vAlign w:val="top"/>
+          </w:tcPr>
+          <w:p>
+            <w:pPr>
+              <w:pStyle w:val="Normal"/>
+              <w:jc w:val="center"/>
+              <w:pBdr>
+                <w:bottom w:val="none" w:sz="0" w:space="0" w:color="000000"/>
+                <w:top w:val="none" w:sz="0" w:space="0" w:color="000000"/>
+                <w:left w:val="none" w:sz="0" w:space="0" w:color="000000"/>
+                <w:right w:val="none" w:sz="0" w:space="0" w:color="000000"/>
+              </w:pBdr>
+              <w:spacing w:after="60" w:before="60" w:line="240"/>
+              <w:ind w:left="100" w:right="100" w:firstLine="0" w:firstLineChars="0"/>
+              <w:rPr>
+                <w:rFonts w:ascii="Luciole" w:hAnsi="Luciole" w:eastAsia="Luciole" w:cs="Luciole"/>
+                <w:i w:val="false"/>
+                <w:b w:val="false"/>
+                <w:u w:val="none"/>
+                <w:strike w:val="false"/>
+                <w:sz w:val="16"/>
+                <w:szCs w:val="16"/>
+                <w:color w:val="333333"/>
+              </w:rPr>
+            </w:pPr>
+            <w:r>
+              <w:rPr>
+                <w:rFonts w:ascii="Luciole" w:hAnsi="Luciole" w:eastAsia="Luciole" w:cs="Luciole"/>
+                <w:i w:val="false"/>
+                <w:b w:val="false"/>
+                <w:u w:val="none"/>
+                <w:strike w:val="false"/>
+                <w:sz w:val="16"/>
+                <w:szCs w:val="16"/>
+                <w:color w:val="333333"/>
+              </w:rPr>
+              <w:t xml:space="preserve"/>
+            </w:r>
+          </w:p>
+        </w:tc>
       </w:tr>
       <w:tr>
         <w:trPr>
@@ -8333,6 +9928,61 @@
             </w:r>
           </w:p>
         </w:tc>
+        <w:tc>
+          <w:tcPr>
+            <w:tcBorders>
+              <w:bottom w:val="none" w:sz="0" w:space="0" w:color="000000"/>
+              <w:top w:val="none" w:sz="0" w:space="0" w:color="000000"/>
+              <w:left w:val="none" w:sz="0" w:space="0" w:color="000000"/>
+              <w:right w:val="none" w:sz="0" w:space="0" w:color="000000"/>
+            </w:tcBorders>
+            <w:shd w:val="clear" w:color="auto" w:fill="F0FAFF"/>
+            <w:tcMar>
+              <w:top w:w="0" w:type="dxa"/>
+              <w:bottom w:w="0" w:type="dxa"/>
+              <w:left w:w="0" w:type="dxa"/>
+              <w:right w:w="0" w:type="dxa"/>
+            </w:tcMar>
+            <w:vAlign w:val="top"/>
+          </w:tcPr>
+          <w:p>
+            <w:pPr>
+              <w:pStyle w:val="Normal"/>
+              <w:jc w:val="center"/>
+              <w:pBdr>
+                <w:bottom w:val="none" w:sz="0" w:space="0" w:color="000000"/>
+                <w:top w:val="none" w:sz="0" w:space="0" w:color="000000"/>
+                <w:left w:val="none" w:sz="0" w:space="0" w:color="000000"/>
+                <w:right w:val="none" w:sz="0" w:space="0" w:color="000000"/>
+              </w:pBdr>
+              <w:spacing w:after="60" w:before="60" w:line="240"/>
+              <w:ind w:left="100" w:right="100" w:firstLine="0" w:firstLineChars="0"/>
+              <w:rPr>
+                <w:rFonts w:ascii="Luciole" w:hAnsi="Luciole" w:eastAsia="Luciole" w:cs="Luciole"/>
+                <w:i w:val="false"/>
+                <w:b w:val="false"/>
+                <w:u w:val="none"/>
+                <w:strike w:val="false"/>
+                <w:sz w:val="16"/>
+                <w:szCs w:val="16"/>
+                <w:color w:val="333333"/>
+              </w:rPr>
+            </w:pPr>
+            <w:r>
+              <w:rPr>
+                <w:rFonts w:ascii="Luciole" w:hAnsi="Luciole" w:eastAsia="Luciole" w:cs="Luciole"/>
+                <w:i w:val="false"/>
+                <w:b w:val="false"/>
+                <w:u w:val="none"/>
+                <w:strike w:val="false"/>
+                <w:sz w:val="16"/>
+                <w:szCs w:val="16"/>
+                <w:color w:val="333333"/>
+              </w:rPr>
+              <w:t xml:space="preserve">0,48</w:t>
+            </w:r>
+          </w:p>
+        </w:tc>
       </w:tr>
       <w:tr>
         <w:trPr>
@@ -8613,6 +10263,61 @@
             </w:r>
           </w:p>
         </w:tc>
+        <w:tc>
+          <w:tcPr>
+            <w:tcBorders>
+              <w:bottom w:val="none" w:sz="0" w:space="0" w:color="000000"/>
+              <w:top w:val="none" w:sz="0" w:space="0" w:color="000000"/>
+              <w:left w:val="none" w:sz="0" w:space="0" w:color="000000"/>
+              <w:right w:val="none" w:sz="0" w:space="0" w:color="000000"/>
+            </w:tcBorders>
+            <w:shd w:val="clear" w:color="auto" w:fill="FFFFFF"/>
+            <w:tcMar>
+              <w:top w:w="0" w:type="dxa"/>
+              <w:bottom w:w="0" w:type="dxa"/>
+              <w:left w:w="0" w:type="dxa"/>
+              <w:right w:w="0" w:type="dxa"/>
+            </w:tcMar>
+            <w:vAlign w:val="top"/>
+          </w:tcPr>
+          <w:p>
+            <w:pPr>
+              <w:pStyle w:val="Normal"/>
+              <w:jc w:val="center"/>
+              <w:pBdr>
+                <w:bottom w:val="none" w:sz="0" w:space="0" w:color="000000"/>
+                <w:top w:val="none" w:sz="0" w:space="0" w:color="000000"/>
+                <w:left w:val="none" w:sz="0" w:space="0" w:color="000000"/>
+                <w:right w:val="none" w:sz="0" w:space="0" w:color="000000"/>
+              </w:pBdr>
+              <w:spacing w:after="60" w:before="60" w:line="240"/>
+              <w:ind w:left="100" w:right="100" w:firstLine="0" w:firstLineChars="0"/>
+              <w:rPr>
+                <w:rFonts w:ascii="Luciole" w:hAnsi="Luciole" w:eastAsia="Luciole" w:cs="Luciole"/>
+                <w:i w:val="false"/>
+                <w:b w:val="false"/>
+                <w:u w:val="none"/>
+                <w:strike w:val="false"/>
+                <w:sz w:val="16"/>
+                <w:szCs w:val="16"/>
+                <w:color w:val="333333"/>
+              </w:rPr>
+            </w:pPr>
+            <w:r>
+              <w:rPr>
+                <w:rFonts w:ascii="Luciole" w:hAnsi="Luciole" w:eastAsia="Luciole" w:cs="Luciole"/>
+                <w:i w:val="false"/>
+                <w:b w:val="false"/>
+                <w:u w:val="none"/>
+                <w:strike w:val="false"/>
+                <w:sz w:val="16"/>
+                <w:szCs w:val="16"/>
+                <w:color w:val="333333"/>
+              </w:rPr>
+              <w:t xml:space="preserve"/>
+            </w:r>
+          </w:p>
+        </w:tc>
       </w:tr>
       <w:tr>
         <w:trPr>
@@ -8893,291 +10598,6 @@
             </w:r>
           </w:p>
         </w:tc>
-      </w:tr>
-      <w:tr>
-        <w:trPr>
-          <w:trHeight w:val="608" w:hRule="auto"/>
-        </w:trPr>
-        <w:tc>
-          <w:tcPr>
-            <w:tcBorders>
-              <w:bottom w:val="none" w:sz="0" w:space="0" w:color="000000"/>
-              <w:top w:val="none" w:sz="0" w:space="0" w:color="000000"/>
-              <w:left w:val="none" w:sz="0" w:space="0" w:color="000000"/>
-              <w:right w:val="none" w:sz="0" w:space="0" w:color="000000"/>
-            </w:tcBorders>
-            <w:shd w:val="clear" w:color="auto" w:fill="FFFFFF"/>
-            <w:tcMar>
-              <w:top w:w="0" w:type="dxa"/>
-              <w:bottom w:w="0" w:type="dxa"/>
-              <w:left w:w="0" w:type="dxa"/>
-              <w:right w:w="0" w:type="dxa"/>
-            </w:tcMar>
-            <w:vAlign w:val="top"/>
-          </w:tcPr>
-          <w:p>
-            <w:pPr>
-              <w:pStyle w:val="Normal"/>
-              <w:jc w:val="left"/>
-              <w:pBdr>
-                <w:bottom w:val="none" w:sz="0" w:space="0" w:color="000000"/>
-                <w:top w:val="none" w:sz="0" w:space="0" w:color="000000"/>
-                <w:left w:val="none" w:sz="0" w:space="0" w:color="000000"/>
-                <w:right w:val="none" w:sz="0" w:space="0" w:color="000000"/>
-              </w:pBdr>
-              <w:spacing w:after="60" w:before="60" w:line="240"/>
-              <w:ind w:left="300" w:right="100" w:firstLine="0" w:firstLineChars="0"/>
-              <w:rPr>
-                <w:rFonts w:ascii="Luciole" w:hAnsi="Luciole" w:eastAsia="Luciole" w:cs="Luciole"/>
-                <w:i w:val="false"/>
-                <w:b w:val="false"/>
-                <w:u w:val="none"/>
-                <w:strike w:val="false"/>
-                <w:sz w:val="20"/>
-                <w:szCs w:val="20"/>
-                <w:color w:val="333333"/>
-              </w:rPr>
-            </w:pPr>
-            <w:r>
-              <w:rPr>
-                <w:rFonts w:ascii="Luciole" w:hAnsi="Luciole" w:eastAsia="Luciole" w:cs="Luciole"/>
-                <w:i w:val="false"/>
-                <w:b w:val="false"/>
-                <w:u w:val="none"/>
-                <w:strike w:val="false"/>
-                <w:sz w:val="20"/>
-                <w:szCs w:val="20"/>
-                <w:color w:val="333333"/>
-              </w:rPr>
-              <w:t xml:space="preserve">N2</w:t>
-            </w:r>
-          </w:p>
-        </w:tc>
-        <w:tc>
-          <w:tcPr>
-            <w:tcBorders>
-              <w:bottom w:val="none" w:sz="0" w:space="0" w:color="000000"/>
-              <w:top w:val="none" w:sz="0" w:space="0" w:color="000000"/>
-              <w:left w:val="none" w:sz="0" w:space="0" w:color="000000"/>
-              <w:right w:val="none" w:sz="0" w:space="0" w:color="000000"/>
-            </w:tcBorders>
-            <w:shd w:val="clear" w:color="auto" w:fill="FFFFFF"/>
-            <w:tcMar>
-              <w:top w:w="0" w:type="dxa"/>
-              <w:bottom w:w="0" w:type="dxa"/>
-              <w:left w:w="0" w:type="dxa"/>
-              <w:right w:w="0" w:type="dxa"/>
-            </w:tcMar>
-            <w:vAlign w:val="top"/>
-          </w:tcPr>
-          <w:p>
-            <w:pPr>
-              <w:pStyle w:val="Normal"/>
-              <w:jc w:val="center"/>
-              <w:pBdr>
-                <w:bottom w:val="none" w:sz="0" w:space="0" w:color="000000"/>
-                <w:top w:val="none" w:sz="0" w:space="0" w:color="000000"/>
-                <w:left w:val="none" w:sz="0" w:space="0" w:color="000000"/>
-                <w:right w:val="none" w:sz="0" w:space="0" w:color="000000"/>
-              </w:pBdr>
-              <w:spacing w:after="60" w:before="60" w:line="240"/>
-              <w:ind w:left="100" w:right="100" w:firstLine="0" w:firstLineChars="0"/>
-              <w:rPr>
-                <w:rFonts w:ascii="Luciole" w:hAnsi="Luciole" w:eastAsia="Luciole" w:cs="Luciole"/>
-                <w:i w:val="false"/>
-                <w:b w:val="false"/>
-                <w:u w:val="none"/>
-                <w:strike w:val="false"/>
-                <w:sz w:val="16"/>
-                <w:szCs w:val="16"/>
-                <w:color w:val="333333"/>
-              </w:rPr>
-            </w:pPr>
-            <w:r>
-              <w:rPr>
-                <w:rFonts w:ascii="Luciole" w:hAnsi="Luciole" w:eastAsia="Luciole" w:cs="Luciole"/>
-                <w:i w:val="false"/>
-                <w:b w:val="false"/>
-                <w:u w:val="none"/>
-                <w:strike w:val="false"/>
-                <w:sz w:val="16"/>
-                <w:szCs w:val="16"/>
-                <w:color w:val="333333"/>
-              </w:rPr>
-              <w:t xml:space="preserve"/>
-            </w:r>
-          </w:p>
-        </w:tc>
-        <w:tc>
-          <w:tcPr>
-            <w:tcBorders>
-              <w:bottom w:val="none" w:sz="0" w:space="0" w:color="000000"/>
-              <w:top w:val="none" w:sz="0" w:space="0" w:color="000000"/>
-              <w:left w:val="none" w:sz="0" w:space="0" w:color="000000"/>
-              <w:right w:val="none" w:sz="0" w:space="0" w:color="000000"/>
-            </w:tcBorders>
-            <w:shd w:val="clear" w:color="auto" w:fill="FFFFFF"/>
-            <w:tcMar>
-              <w:top w:w="0" w:type="dxa"/>
-              <w:bottom w:w="0" w:type="dxa"/>
-              <w:left w:w="0" w:type="dxa"/>
-              <w:right w:w="0" w:type="dxa"/>
-            </w:tcMar>
-            <w:vAlign w:val="top"/>
-          </w:tcPr>
-          <w:p>
-            <w:pPr>
-              <w:pStyle w:val="Normal"/>
-              <w:jc w:val="center"/>
-              <w:pBdr>
-                <w:bottom w:val="none" w:sz="0" w:space="0" w:color="000000"/>
-                <w:top w:val="none" w:sz="0" w:space="0" w:color="000000"/>
-                <w:left w:val="none" w:sz="0" w:space="0" w:color="000000"/>
-                <w:right w:val="none" w:sz="0" w:space="0" w:color="000000"/>
-              </w:pBdr>
-              <w:spacing w:after="60" w:before="60" w:line="240"/>
-              <w:ind w:left="100" w:right="100" w:firstLine="0" w:firstLineChars="0"/>
-              <w:rPr>
-                <w:rFonts w:ascii="Luciole" w:hAnsi="Luciole" w:eastAsia="Luciole" w:cs="Luciole"/>
-                <w:i w:val="false"/>
-                <w:b w:val="false"/>
-                <w:u w:val="none"/>
-                <w:strike w:val="false"/>
-                <w:sz w:val="18"/>
-                <w:szCs w:val="18"/>
-                <w:color w:val="333333"/>
-              </w:rPr>
-            </w:pPr>
-            <w:r>
-              <w:rPr>
-                <w:rFonts w:ascii="Luciole" w:hAnsi="Luciole" w:eastAsia="Luciole" w:cs="Luciole"/>
-                <w:i w:val="false"/>
-                <w:b w:val="false"/>
-                <w:u w:val="none"/>
-                <w:strike w:val="false"/>
-                <w:sz w:val="18"/>
-                <w:szCs w:val="18"/>
-                <w:color w:val="333333"/>
-              </w:rPr>
-              <w:t xml:space="preserve">22 (22,0)</w:t>
-            </w:r>
-          </w:p>
-        </w:tc>
-        <w:tc>
-          <w:tcPr>
-            <w:tcBorders>
-              <w:bottom w:val="none" w:sz="0" w:space="0" w:color="000000"/>
-              <w:top w:val="none" w:sz="0" w:space="0" w:color="000000"/>
-              <w:left w:val="none" w:sz="0" w:space="0" w:color="000000"/>
-              <w:right w:val="none" w:sz="0" w:space="0" w:color="000000"/>
-            </w:tcBorders>
-            <w:shd w:val="clear" w:color="auto" w:fill="FFFFFF"/>
-            <w:tcMar>
-              <w:top w:w="0" w:type="dxa"/>
-              <w:bottom w:w="0" w:type="dxa"/>
-              <w:left w:w="0" w:type="dxa"/>
-              <w:right w:w="0" w:type="dxa"/>
-            </w:tcMar>
-            <w:vAlign w:val="top"/>
-          </w:tcPr>
-          <w:p>
-            <w:pPr>
-              <w:pStyle w:val="Normal"/>
-              <w:jc w:val="center"/>
-              <w:pBdr>
-                <w:bottom w:val="none" w:sz="0" w:space="0" w:color="000000"/>
-                <w:top w:val="none" w:sz="0" w:space="0" w:color="000000"/>
-                <w:left w:val="none" w:sz="0" w:space="0" w:color="000000"/>
-                <w:right w:val="none" w:sz="0" w:space="0" w:color="000000"/>
-              </w:pBdr>
-              <w:spacing w:after="60" w:before="60" w:line="240"/>
-              <w:ind w:left="100" w:right="100" w:firstLine="0" w:firstLineChars="0"/>
-              <w:rPr>
-                <w:rFonts w:ascii="Luciole" w:hAnsi="Luciole" w:eastAsia="Luciole" w:cs="Luciole"/>
-                <w:i w:val="false"/>
-                <w:b w:val="false"/>
-                <w:u w:val="none"/>
-                <w:strike w:val="false"/>
-                <w:sz w:val="18"/>
-                <w:szCs w:val="18"/>
-                <w:color w:val="333333"/>
-              </w:rPr>
-            </w:pPr>
-            <w:r>
-              <w:rPr>
-                <w:rFonts w:ascii="Luciole" w:hAnsi="Luciole" w:eastAsia="Luciole" w:cs="Luciole"/>
-                <w:i w:val="false"/>
-                <w:b w:val="false"/>
-                <w:u w:val="none"/>
-                <w:strike w:val="false"/>
-                <w:sz w:val="18"/>
-                <w:szCs w:val="18"/>
-                <w:color w:val="333333"/>
-              </w:rPr>
-              <w:t xml:space="preserve">10 (19,6)</w:t>
-            </w:r>
-          </w:p>
-        </w:tc>
-        <w:tc>
-          <w:tcPr>
-            <w:tcBorders>
-              <w:bottom w:val="none" w:sz="0" w:space="0" w:color="000000"/>
-              <w:top w:val="none" w:sz="0" w:space="0" w:color="000000"/>
-              <w:left w:val="none" w:sz="0" w:space="0" w:color="000000"/>
-              <w:right w:val="none" w:sz="0" w:space="0" w:color="000000"/>
-            </w:tcBorders>
-            <w:shd w:val="clear" w:color="auto" w:fill="FFFFFF"/>
-            <w:tcMar>
-              <w:top w:w="0" w:type="dxa"/>
-              <w:bottom w:w="0" w:type="dxa"/>
-              <w:left w:w="0" w:type="dxa"/>
-              <w:right w:w="0" w:type="dxa"/>
-            </w:tcMar>
-            <w:vAlign w:val="top"/>
-          </w:tcPr>
-          <w:p>
-            <w:pPr>
-              <w:pStyle w:val="Normal"/>
-              <w:jc w:val="center"/>
-              <w:pBdr>
-                <w:bottom w:val="none" w:sz="0" w:space="0" w:color="000000"/>
-                <w:top w:val="none" w:sz="0" w:space="0" w:color="000000"/>
-                <w:left w:val="none" w:sz="0" w:space="0" w:color="000000"/>
-                <w:right w:val="none" w:sz="0" w:space="0" w:color="000000"/>
-              </w:pBdr>
-              <w:spacing w:after="60" w:before="60" w:line="240"/>
-              <w:ind w:left="100" w:right="100" w:firstLine="0" w:firstLineChars="0"/>
-              <w:rPr>
-                <w:rFonts w:ascii="Luciole" w:hAnsi="Luciole" w:eastAsia="Luciole" w:cs="Luciole"/>
-                <w:i w:val="false"/>
-                <w:b w:val="false"/>
-                <w:u w:val="none"/>
-                <w:strike w:val="false"/>
-                <w:sz w:val="18"/>
-                <w:szCs w:val="18"/>
-                <w:color w:val="333333"/>
-              </w:rPr>
-            </w:pPr>
-            <w:r>
-              <w:rPr>
-                <w:rFonts w:ascii="Luciole" w:hAnsi="Luciole" w:eastAsia="Luciole" w:cs="Luciole"/>
-                <w:i w:val="false"/>
-                <w:b w:val="false"/>
-                <w:u w:val="none"/>
-                <w:strike w:val="false"/>
-                <w:sz w:val="18"/>
-                <w:szCs w:val="18"/>
-                <w:color w:val="333333"/>
-              </w:rPr>
-              <w:t xml:space="preserve">12 (24,5)</w:t>
-            </w:r>
-          </w:p>
-        </w:tc>
-      </w:tr>
-      <w:tr>
-        <w:trPr>
-          <w:trHeight w:val="608" w:hRule="auto"/>
-        </w:trPr>
         <w:tc>
           <w:tcPr>
             <w:tcBorders>
@@ -9198,255 +10618,35 @@
           <w:p>
             <w:pPr>
               <w:pStyle w:val="Normal"/>
-              <w:jc w:val="left"/>
-              <w:pBdr>
-                <w:bottom w:val="none" w:sz="0" w:space="0" w:color="000000"/>
-                <w:top w:val="none" w:sz="0" w:space="0" w:color="000000"/>
-                <w:left w:val="none" w:sz="0" w:space="0" w:color="000000"/>
-                <w:right w:val="none" w:sz="0" w:space="0" w:color="000000"/>
-              </w:pBdr>
-              <w:spacing w:after="60" w:before="60" w:line="240"/>
-              <w:ind w:left="100" w:right="100" w:firstLine="0" w:firstLineChars="0"/>
-              <w:rPr>
-                <w:rFonts w:ascii="Luciole" w:hAnsi="Luciole" w:eastAsia="Luciole" w:cs="Luciole"/>
-                <w:i w:val="false"/>
-                <w:b w:val="false"/>
-                <w:u w:val="none"/>
-                <w:strike w:val="false"/>
-                <w:sz w:val="20"/>
-                <w:szCs w:val="20"/>
-                <w:color w:val="333333"/>
-              </w:rPr>
-            </w:pPr>
-            <w:r>
-              <w:rPr>
-                <w:rFonts w:ascii="Luciole" w:hAnsi="Luciole" w:eastAsia="Luciole" w:cs="Luciole"/>
-                <w:i w:val="false"/>
-                <w:b w:val="false"/>
-                <w:u w:val="none"/>
-                <w:strike w:val="false"/>
-                <w:sz w:val="20"/>
-                <w:szCs w:val="20"/>
-                <w:color w:val="333333"/>
-              </w:rPr>
-              <w:t xml:space="preserve">Stade M, n (%)</w:t>
-            </w:r>
-          </w:p>
-        </w:tc>
-        <w:tc>
-          <w:tcPr>
-            <w:tcBorders>
-              <w:bottom w:val="none" w:sz="0" w:space="0" w:color="000000"/>
-              <w:top w:val="none" w:sz="0" w:space="0" w:color="000000"/>
-              <w:left w:val="none" w:sz="0" w:space="0" w:color="000000"/>
-              <w:right w:val="none" w:sz="0" w:space="0" w:color="000000"/>
-            </w:tcBorders>
-            <w:shd w:val="clear" w:color="auto" w:fill="F0FAFF"/>
-            <w:tcMar>
-              <w:top w:w="0" w:type="dxa"/>
-              <w:bottom w:w="0" w:type="dxa"/>
-              <w:left w:w="0" w:type="dxa"/>
-              <w:right w:w="0" w:type="dxa"/>
-            </w:tcMar>
-            <w:vAlign w:val="top"/>
-          </w:tcPr>
-          <w:p>
-            <w:pPr>
-              <w:pStyle w:val="Normal"/>
-              <w:jc w:val="center"/>
-              <w:pBdr>
-                <w:bottom w:val="none" w:sz="0" w:space="0" w:color="000000"/>
-                <w:top w:val="none" w:sz="0" w:space="0" w:color="000000"/>
-                <w:left w:val="none" w:sz="0" w:space="0" w:color="000000"/>
-                <w:right w:val="none" w:sz="0" w:space="0" w:color="000000"/>
-              </w:pBdr>
-              <w:spacing w:after="60" w:before="60" w:line="240"/>
-              <w:ind w:left="100" w:right="100" w:firstLine="0" w:firstLineChars="0"/>
-              <w:rPr>
-                <w:rFonts w:ascii="Luciole" w:hAnsi="Luciole" w:eastAsia="Luciole" w:cs="Luciole"/>
-                <w:i w:val="false"/>
-                <w:b w:val="false"/>
-                <w:u w:val="none"/>
-                <w:strike w:val="false"/>
-                <w:sz w:val="16"/>
-                <w:szCs w:val="16"/>
-                <w:color w:val="333333"/>
-              </w:rPr>
-            </w:pPr>
-            <w:r>
-              <w:rPr>
-                <w:rFonts w:ascii="Luciole" w:hAnsi="Luciole" w:eastAsia="Luciole" w:cs="Luciole"/>
-                <w:i w:val="false"/>
-                <w:b w:val="false"/>
-                <w:u w:val="none"/>
-                <w:strike w:val="false"/>
-                <w:sz w:val="16"/>
-                <w:szCs w:val="16"/>
-                <w:color w:val="333333"/>
-              </w:rPr>
-              <w:t xml:space="preserve">0/1</w:t>
-            </w:r>
-          </w:p>
-        </w:tc>
-        <w:tc>
-          <w:tcPr>
-            <w:tcBorders>
-              <w:bottom w:val="none" w:sz="0" w:space="0" w:color="000000"/>
-              <w:top w:val="none" w:sz="0" w:space="0" w:color="000000"/>
-              <w:left w:val="none" w:sz="0" w:space="0" w:color="000000"/>
-              <w:right w:val="none" w:sz="0" w:space="0" w:color="000000"/>
-            </w:tcBorders>
-            <w:shd w:val="clear" w:color="auto" w:fill="F0FAFF"/>
-            <w:tcMar>
-              <w:top w:w="0" w:type="dxa"/>
-              <w:bottom w:w="0" w:type="dxa"/>
-              <w:left w:w="0" w:type="dxa"/>
-              <w:right w:w="0" w:type="dxa"/>
-            </w:tcMar>
-            <w:vAlign w:val="top"/>
-          </w:tcPr>
-          <w:p>
-            <w:pPr>
-              <w:pStyle w:val="Normal"/>
-              <w:jc w:val="center"/>
-              <w:pBdr>
-                <w:bottom w:val="none" w:sz="0" w:space="0" w:color="000000"/>
-                <w:top w:val="none" w:sz="0" w:space="0" w:color="000000"/>
-                <w:left w:val="none" w:sz="0" w:space="0" w:color="000000"/>
-                <w:right w:val="none" w:sz="0" w:space="0" w:color="000000"/>
-              </w:pBdr>
-              <w:spacing w:after="60" w:before="60" w:line="240"/>
-              <w:ind w:left="100" w:right="100" w:firstLine="0" w:firstLineChars="0"/>
-              <w:rPr>
-                <w:rFonts w:ascii="Luciole" w:hAnsi="Luciole" w:eastAsia="Luciole" w:cs="Luciole"/>
-                <w:i w:val="false"/>
-                <w:b w:val="false"/>
-                <w:u w:val="none"/>
-                <w:strike w:val="false"/>
-                <w:sz w:val="18"/>
-                <w:szCs w:val="18"/>
-                <w:color w:val="333333"/>
-              </w:rPr>
-            </w:pPr>
-            <w:r>
-              <w:rPr>
-                <w:rFonts w:ascii="Luciole" w:hAnsi="Luciole" w:eastAsia="Luciole" w:cs="Luciole"/>
-                <w:i w:val="false"/>
-                <w:b w:val="false"/>
-                <w:u w:val="none"/>
-                <w:strike w:val="false"/>
-                <w:sz w:val="18"/>
-                <w:szCs w:val="18"/>
-                <w:color w:val="333333"/>
-              </w:rPr>
-              <w:t xml:space="preserve"/>
-            </w:r>
-          </w:p>
-        </w:tc>
-        <w:tc>
-          <w:tcPr>
-            <w:tcBorders>
-              <w:bottom w:val="none" w:sz="0" w:space="0" w:color="000000"/>
-              <w:top w:val="none" w:sz="0" w:space="0" w:color="000000"/>
-              <w:left w:val="none" w:sz="0" w:space="0" w:color="000000"/>
-              <w:right w:val="none" w:sz="0" w:space="0" w:color="000000"/>
-            </w:tcBorders>
-            <w:shd w:val="clear" w:color="auto" w:fill="F0FAFF"/>
-            <w:tcMar>
-              <w:top w:w="0" w:type="dxa"/>
-              <w:bottom w:w="0" w:type="dxa"/>
-              <w:left w:w="0" w:type="dxa"/>
-              <w:right w:w="0" w:type="dxa"/>
-            </w:tcMar>
-            <w:vAlign w:val="top"/>
-          </w:tcPr>
-          <w:p>
-            <w:pPr>
-              <w:pStyle w:val="Normal"/>
-              <w:jc w:val="center"/>
-              <w:pBdr>
-                <w:bottom w:val="none" w:sz="0" w:space="0" w:color="000000"/>
-                <w:top w:val="none" w:sz="0" w:space="0" w:color="000000"/>
-                <w:left w:val="none" w:sz="0" w:space="0" w:color="000000"/>
-                <w:right w:val="none" w:sz="0" w:space="0" w:color="000000"/>
-              </w:pBdr>
-              <w:spacing w:after="60" w:before="60" w:line="240"/>
-              <w:ind w:left="100" w:right="100" w:firstLine="0" w:firstLineChars="0"/>
-              <w:rPr>
-                <w:rFonts w:ascii="Luciole" w:hAnsi="Luciole" w:eastAsia="Luciole" w:cs="Luciole"/>
-                <w:i w:val="false"/>
-                <w:b w:val="false"/>
-                <w:u w:val="none"/>
-                <w:strike w:val="false"/>
-                <w:sz w:val="18"/>
-                <w:szCs w:val="18"/>
-                <w:color w:val="333333"/>
-              </w:rPr>
-            </w:pPr>
-            <w:r>
-              <w:rPr>
-                <w:rFonts w:ascii="Luciole" w:hAnsi="Luciole" w:eastAsia="Luciole" w:cs="Luciole"/>
-                <w:i w:val="false"/>
-                <w:b w:val="false"/>
-                <w:u w:val="none"/>
-                <w:strike w:val="false"/>
-                <w:sz w:val="18"/>
-                <w:szCs w:val="18"/>
-                <w:color w:val="333333"/>
-              </w:rPr>
-              <w:t xml:space="preserve"/>
-            </w:r>
-          </w:p>
-        </w:tc>
-        <w:tc>
-          <w:tcPr>
-            <w:tcBorders>
-              <w:bottom w:val="none" w:sz="0" w:space="0" w:color="000000"/>
-              <w:top w:val="none" w:sz="0" w:space="0" w:color="000000"/>
-              <w:left w:val="none" w:sz="0" w:space="0" w:color="000000"/>
-              <w:right w:val="none" w:sz="0" w:space="0" w:color="000000"/>
-            </w:tcBorders>
-            <w:shd w:val="clear" w:color="auto" w:fill="F0FAFF"/>
-            <w:tcMar>
-              <w:top w:w="0" w:type="dxa"/>
-              <w:bottom w:w="0" w:type="dxa"/>
-              <w:left w:w="0" w:type="dxa"/>
-              <w:right w:w="0" w:type="dxa"/>
-            </w:tcMar>
-            <w:vAlign w:val="top"/>
-          </w:tcPr>
-          <w:p>
-            <w:pPr>
-              <w:pStyle w:val="Normal"/>
-              <w:jc w:val="center"/>
-              <w:pBdr>
-                <w:bottom w:val="none" w:sz="0" w:space="0" w:color="000000"/>
-                <w:top w:val="none" w:sz="0" w:space="0" w:color="000000"/>
-                <w:left w:val="none" w:sz="0" w:space="0" w:color="000000"/>
-                <w:right w:val="none" w:sz="0" w:space="0" w:color="000000"/>
-              </w:pBdr>
-              <w:spacing w:after="60" w:before="60" w:line="240"/>
-              <w:ind w:left="100" w:right="100" w:firstLine="0" w:firstLineChars="0"/>
-              <w:rPr>
-                <w:rFonts w:ascii="Luciole" w:hAnsi="Luciole" w:eastAsia="Luciole" w:cs="Luciole"/>
-                <w:i w:val="false"/>
-                <w:b w:val="false"/>
-                <w:u w:val="none"/>
-                <w:strike w:val="false"/>
-                <w:sz w:val="18"/>
-                <w:szCs w:val="18"/>
-                <w:color w:val="333333"/>
-              </w:rPr>
-            </w:pPr>
-            <w:r>
-              <w:rPr>
-                <w:rFonts w:ascii="Luciole" w:hAnsi="Luciole" w:eastAsia="Luciole" w:cs="Luciole"/>
-                <w:i w:val="false"/>
-                <w:b w:val="false"/>
-                <w:u w:val="none"/>
-                <w:strike w:val="false"/>
-                <w:sz w:val="18"/>
-                <w:szCs w:val="18"/>
+              <w:jc w:val="center"/>
+              <w:pBdr>
+                <w:bottom w:val="none" w:sz="0" w:space="0" w:color="000000"/>
+                <w:top w:val="none" w:sz="0" w:space="0" w:color="000000"/>
+                <w:left w:val="none" w:sz="0" w:space="0" w:color="000000"/>
+                <w:right w:val="none" w:sz="0" w:space="0" w:color="000000"/>
+              </w:pBdr>
+              <w:spacing w:after="60" w:before="60" w:line="240"/>
+              <w:ind w:left="100" w:right="100" w:firstLine="0" w:firstLineChars="0"/>
+              <w:rPr>
+                <w:rFonts w:ascii="Luciole" w:hAnsi="Luciole" w:eastAsia="Luciole" w:cs="Luciole"/>
+                <w:i w:val="false"/>
+                <w:b w:val="false"/>
+                <w:u w:val="none"/>
+                <w:strike w:val="false"/>
+                <w:sz w:val="16"/>
+                <w:szCs w:val="16"/>
+                <w:color w:val="333333"/>
+              </w:rPr>
+            </w:pPr>
+            <w:r>
+              <w:rPr>
+                <w:rFonts w:ascii="Luciole" w:hAnsi="Luciole" w:eastAsia="Luciole" w:cs="Luciole"/>
+                <w:i w:val="false"/>
+                <w:b w:val="false"/>
+                <w:u w:val="none"/>
+                <w:strike w:val="false"/>
+                <w:sz w:val="16"/>
+                <w:szCs w:val="16"/>
                 <w:color w:val="333333"/>
               </w:rPr>
               <w:t xml:space="preserve"/>
@@ -9509,7 +10709,7 @@
                 <w:szCs w:val="20"/>
                 <w:color w:val="333333"/>
               </w:rPr>
-              <w:t xml:space="preserve">M0</w:t>
+              <w:t xml:space="preserve">N2</w:t>
             </w:r>
           </w:p>
         </w:tc>
@@ -9619,7 +10819,7 @@
                 <w:szCs w:val="18"/>
                 <w:color w:val="333333"/>
               </w:rPr>
-              <w:t xml:space="preserve">102 (100,0)</w:t>
+              <w:t xml:space="preserve">22 (22,0)</w:t>
             </w:r>
           </w:p>
         </w:tc>
@@ -9674,7 +10874,7 @@
                 <w:szCs w:val="18"/>
                 <w:color w:val="333333"/>
               </w:rPr>
-              <w:t xml:space="preserve">53 (100,0)</w:t>
+              <w:t xml:space="preserve">10 (19,6)</w:t>
             </w:r>
           </w:p>
         </w:tc>
@@ -9729,7 +10929,62 @@
                 <w:szCs w:val="18"/>
                 <w:color w:val="333333"/>
               </w:rPr>
-              <w:t xml:space="preserve">49 (100,0)</w:t>
+              <w:t xml:space="preserve">12 (24,5)</w:t>
+            </w:r>
+          </w:p>
+        </w:tc>
+        <w:tc>
+          <w:tcPr>
+            <w:tcBorders>
+              <w:bottom w:val="single" w:sz="8" w:space="0" w:color="333333"/>
+              <w:top w:val="none" w:sz="0" w:space="0" w:color="000000"/>
+              <w:left w:val="none" w:sz="0" w:space="0" w:color="000000"/>
+              <w:right w:val="none" w:sz="0" w:space="0" w:color="000000"/>
+            </w:tcBorders>
+            <w:shd w:val="clear" w:color="auto" w:fill="FFFFFF"/>
+            <w:tcMar>
+              <w:top w:w="0" w:type="dxa"/>
+              <w:bottom w:w="0" w:type="dxa"/>
+              <w:left w:w="0" w:type="dxa"/>
+              <w:right w:w="0" w:type="dxa"/>
+            </w:tcMar>
+            <w:vAlign w:val="top"/>
+          </w:tcPr>
+          <w:p>
+            <w:pPr>
+              <w:pStyle w:val="Normal"/>
+              <w:jc w:val="center"/>
+              <w:pBdr>
+                <w:bottom w:val="none" w:sz="0" w:space="0" w:color="000000"/>
+                <w:top w:val="none" w:sz="0" w:space="0" w:color="000000"/>
+                <w:left w:val="none" w:sz="0" w:space="0" w:color="000000"/>
+                <w:right w:val="none" w:sz="0" w:space="0" w:color="000000"/>
+              </w:pBdr>
+              <w:spacing w:after="60" w:before="60" w:line="240"/>
+              <w:ind w:left="100" w:right="100" w:firstLine="0" w:firstLineChars="0"/>
+              <w:rPr>
+                <w:rFonts w:ascii="Luciole" w:hAnsi="Luciole" w:eastAsia="Luciole" w:cs="Luciole"/>
+                <w:i w:val="false"/>
+                <w:b w:val="false"/>
+                <w:u w:val="none"/>
+                <w:strike w:val="false"/>
+                <w:sz w:val="16"/>
+                <w:szCs w:val="16"/>
+                <w:color w:val="333333"/>
+              </w:rPr>
+            </w:pPr>
+            <w:r>
+              <w:rPr>
+                <w:rFonts w:ascii="Luciole" w:hAnsi="Luciole" w:eastAsia="Luciole" w:cs="Luciole"/>
+                <w:i w:val="false"/>
+                <w:b w:val="false"/>
+                <w:u w:val="none"/>
+                <w:strike w:val="false"/>
+                <w:sz w:val="16"/>
+                <w:szCs w:val="16"/>
+                <w:color w:val="333333"/>
+              </w:rPr>
+              <w:t xml:space="preserve"/>
             </w:r>
           </w:p>
         </w:tc>
@@ -9740,7 +10995,7 @@
         </w:trPr>
         <w:tc>
           <w:tcPr>
-            <w:gridSpan w:val="5"/>
+            <w:gridSpan w:val="6"/>
             <w:tcBorders>
               <w:bottom w:val="none" w:sz="0" w:space="0" w:color="000000"/>
               <w:top w:val="single" w:sz="8" w:space="0" w:color="333333"/>
